--- a/Ken-Song-Resume.docx
+++ b/Ken-Song-Resume.docx
@@ -60,7 +60,7 @@
         </w:rPr>
         <w:t xml:space="preserve">Email：</w:t>
       </w:r>
-      <w:hyperlink w:history="1" r:id="rIdaygddkdfcxl3t_1et0oyy">
+      <w:hyperlink w:history="1" r:id="rId2b7j4pq0ap-zwopyxkkhw">
         <w:r>
           <w:rPr>
             <w:color w:val="0F766E"/>
@@ -88,7 +88,7 @@
       <w:pPr>
         <w:spacing w:after="40"/>
       </w:pPr>
-      <w:hyperlink w:history="1" r:id="rIdkc4it2k1bpjnlpgshpfh9">
+      <w:hyperlink w:history="1" r:id="rIdqe_y6l41glar06f6o73nf">
         <w:r>
           <w:rPr>
             <w:color w:val="0F766E"/>
@@ -111,7 +111,7 @@
         </w:rPr>
         <w:t xml:space="preserve">　|　</w:t>
       </w:r>
-      <w:hyperlink w:history="1" r:id="rId44xvbj6xgrusufltskwwn">
+      <w:hyperlink w:history="1" r:id="rIdlqmccpb2zexnyhi880thh">
         <w:r>
           <w:rPr>
             <w:color w:val="0F766E"/>
@@ -134,7 +134,7 @@
         </w:rPr>
         <w:t xml:space="preserve">　|　</w:t>
       </w:r>
-      <w:hyperlink w:history="1" r:id="rIdhazguslrhjd4_fowjy3r3">
+      <w:hyperlink w:history="1" r:id="rIdhkv-bbfxqcuecugiganl0">
         <w:r>
           <w:rPr>
             <w:color w:val="0F766E"/>
@@ -157,7 +157,7 @@
         </w:rPr>
         <w:t xml:space="preserve">　|　</w:t>
       </w:r>
-      <w:hyperlink w:history="1" r:id="rIdf0gbu9kqbaikegamudg9f">
+      <w:hyperlink w:history="1" r:id="rId13jxbcg8ndxvy7lmaq3vv">
         <w:r>
           <w:rPr>
             <w:color w:val="0F766E"/>
@@ -180,7 +180,7 @@
         </w:rPr>
         <w:t xml:space="preserve">　|　</w:t>
       </w:r>
-      <w:hyperlink w:history="1" r:id="rIdodwvkraginsmptlu6mfdh">
+      <w:hyperlink w:history="1" r:id="rIde-y-12oxokjlh8yjx0thd">
         <w:r>
           <w:rPr>
             <w:color w:val="0F766E"/>
@@ -232,31 +232,31 @@
           <w:sz w:val="20"/>
           <w:szCs w:val="20"/>
         </w:rPr>
-        <w:t xml:space="preserve">專注 AI 應用開發的軟體工程師。已實作 </w:t>
-      </w:r>
-      <w:r>
-        <w:rPr>
-          <w:b/>
-          <w:bCs/>
-          <w:i w:val="false"/>
-          <w:iCs w:val="false"/>
-          <w:color w:val="1E293B"/>
-          <w:sz w:val="20"/>
-          <w:szCs w:val="20"/>
-        </w:rPr>
-        <w:t xml:space="preserve">LLM API 串接（Anthropic／OpenAI）、Prompt 設計與輸出驗證、規則式品質閘門與結構化資料抽取</w:t>
-      </w:r>
-      <w:r>
-        <w:rPr>
-          <w:b w:val="false"/>
-          <w:bCs w:val="false"/>
-          <w:i w:val="false"/>
-          <w:iCs w:val="false"/>
-          <w:color w:val="1E293B"/>
-          <w:sz w:val="20"/>
-          <w:szCs w:val="20"/>
-        </w:rPr>
-        <w:t xml:space="preserve">——重點不在讓模型回答得漂亮，而在讓不合格的輸出進不了下游。並每天以 Claude Code／Cowork 等 agent 開發工具完成多步驟開發任務。後端具備 Java／Spring Boot 3、Python、RESTful API 與 MySQL 8 schema 設計與查詢優化能力，前端以 Vue 3 Composition API 實作，已獨立完成並上線 Voyago 全端專案。架構決策與品質把關始終由我親手負責。現職資訊科技老師並兼家教。</w:t>
+        <w:t xml:space="preserve">專注 AI 應用開發的軟體工程師。我做的不是讓模型回答得漂亮，而是</w:t>
+      </w:r>
+      <w:r>
+        <w:rPr>
+          <w:b/>
+          <w:bCs/>
+          <w:i w:val="false"/>
+          <w:iCs w:val="false"/>
+          <w:color w:val="1E293B"/>
+          <w:sz w:val="20"/>
+          <w:szCs w:val="20"/>
+        </w:rPr>
+        <w:t xml:space="preserve">讓不合格的輸出進不了下游</w:t>
+      </w:r>
+      <w:r>
+        <w:rPr>
+          <w:b w:val="false"/>
+          <w:bCs w:val="false"/>
+          <w:i w:val="false"/>
+          <w:iCs w:val="false"/>
+          <w:color w:val="1E293B"/>
+          <w:sz w:val="20"/>
+          <w:szCs w:val="20"/>
+        </w:rPr>
+        <w:t xml:space="preserve">——在自製的互動式程式教學平台上，我用結構解析、瀏覽器實際載入與實際編譯執行建了一套規則式品質閘門，攔下 6 題標錯的正解、445 處會讓程式編譯不報錯卻輸出全錯的字串破壞，以及隨機出題器 12.63% 的異常率，修正後全部歸零，每一項都附得出實測輸出。後端以 Java／Spring Boot 3＋MySQL 8 獨立完成 Voyago 預訂平台（JWT、Google 登入後端驗證、登入限流、熱門查詢快取、N+1 優化、單元測試接 CI），前端以 Vue 3 Composition API 實作。架構決策與品質把關始終由我親手負責。現職資訊科技老師並兼家教。</w:t>
       </w:r>
     </w:p>
     <w:p>
@@ -326,7 +326,24 @@
           <w:sz w:val="20"/>
           <w:szCs w:val="20"/>
         </w:rPr>
-        <w:t xml:space="preserve">我現在做的是把大型語言模型接進實際功能，並確保它的輸出站得住。已實作 LLM API 串接（Anthropic／OpenAI）、Prompt 設計與輸出驗證、規則式品質閘門與結構化資料抽取——模型會出錯，但交付出去的東西不能出錯。底下撐著的是完整的工程底子：前端、後端、資料庫與 IoT 都實際做過，Voyago 全端專案已上線運作。</w:t>
+        <w:t xml:space="preserve">很多人會用 AI 產內容，但少有人回答得出「你怎麼知道它產的是對的」。我的答案是把驗證做成可執行的流程：定義可檢查的條件、實際編譯執行、結構解析、壓力測試，不合格就攔下來。這套流程實際用在我自製的教學平台上，把 6 題錯答、445 處靜默錯誤與出題器 12.63% 的異常率全部歸零。</w:t>
+      </w:r>
+    </w:p>
+    <w:p>
+      <w:pPr>
+        <w:spacing w:after="100" w:line="276"/>
+      </w:pPr>
+      <w:r>
+        <w:rPr>
+          <w:b w:val="false"/>
+          <w:bCs w:val="false"/>
+          <w:i w:val="false"/>
+          <w:iCs w:val="false"/>
+          <w:color w:val="1E293B"/>
+          <w:sz w:val="20"/>
+          <w:szCs w:val="20"/>
+        </w:rPr>
+        <w:t xml:space="preserve">底下撐著的是完整的工程底子：Voyago 預訂平台的資料庫、後端 API 與前端畫面都由我一人完成，並處理了限流、快取、N+1 與後端權限控管；IoT 專題則完整走過軟硬整合到雲端回傳的鏈路。</w:t>
       </w:r>
       <w:r>
         <w:rPr>
@@ -385,7 +402,7 @@
           <w:sz w:val="20"/>
           <w:szCs w:val="20"/>
         </w:rPr>
-        <w:t xml:space="preserve">已實作 LLM API 串接（Anthropic／OpenAI）、Prompt 設計與輸出驗證、規則式品質閘門與結構化資料抽取，讓模型輸出在進下游前先被驗過。</w:t>
+        <w:t xml:space="preserve">LLM API 串接（Anthropic／OpenAI）實際用在教學內容自動化、文件轉結構化資料、網站內容生成與開發流程工具四類場景，並以 Prompt 設計與輸出驗證確保產出可交付。</w:t>
       </w:r>
     </w:p>
     <w:p>
@@ -402,6 +419,35 @@
           <w:sz w:val="20"/>
           <w:szCs w:val="20"/>
         </w:rPr>
+        <w:t xml:space="preserve">品質閘門　</w:t>
+      </w:r>
+      <w:r>
+        <w:rPr>
+          <w:b w:val="false"/>
+          <w:bCs w:val="false"/>
+          <w:i w:val="false"/>
+          <w:iCs w:val="false"/>
+          <w:color w:val="1E293B"/>
+          <w:sz w:val="20"/>
+          <w:szCs w:val="20"/>
+        </w:rPr>
+        <w:t xml:space="preserve">替 AI 產出建可執行的驗證流程：結構解析、瀏覽器實際載入、實際編譯執行比對輸出、10 萬次壓測。實測攔下 6 題錯答、445 處靜默錯誤、出題器 12.63% 異常率，修正後全數歸零。</w:t>
+      </w:r>
+    </w:p>
+    <w:p>
+      <w:pPr>
+        <w:spacing w:after="80" w:line="276"/>
+      </w:pPr>
+      <w:r>
+        <w:rPr>
+          <w:b/>
+          <w:bCs/>
+          <w:i w:val="false"/>
+          <w:iCs w:val="false"/>
+          <w:color w:val="0F766E"/>
+          <w:sz w:val="20"/>
+          <w:szCs w:val="20"/>
+        </w:rPr>
         <w:t xml:space="preserve">全棧能力　</w:t>
       </w:r>
       <w:r>
@@ -414,36 +460,7 @@
           <w:sz w:val="20"/>
           <w:szCs w:val="20"/>
         </w:rPr>
-        <w:t xml:space="preserve">前端 Vue 3、後端 Java Spring Boot 3／Python、MySQL 8 都能獨立落地，Voyago 全端專案已上線運作。</w:t>
-      </w:r>
-    </w:p>
-    <w:p>
-      <w:pPr>
-        <w:spacing w:after="80" w:line="276"/>
-      </w:pPr>
-      <w:r>
-        <w:rPr>
-          <w:b/>
-          <w:bCs/>
-          <w:i w:val="false"/>
-          <w:iCs w:val="false"/>
-          <w:color w:val="0F766E"/>
-          <w:sz w:val="20"/>
-          <w:szCs w:val="20"/>
-        </w:rPr>
-        <w:t xml:space="preserve">交付品質　</w:t>
-      </w:r>
-      <w:r>
-        <w:rPr>
-          <w:b w:val="false"/>
-          <w:bCs w:val="false"/>
-          <w:i w:val="false"/>
-          <w:iCs w:val="false"/>
-          <w:color w:val="1E293B"/>
-          <w:sz w:val="20"/>
-          <w:szCs w:val="20"/>
-        </w:rPr>
-        <w:t xml:space="preserve">模型會出錯，交付出去的東西不能出錯——習慣替輸出定義可檢查的條件，不把不確定往下游傳。</w:t>
+        <w:t xml:space="preserve">Voyago 預訂平台由我一人完成資料庫、後端 API 與前端：JWT＋BCrypt、Google 登入後端驗證、登入限流、Caffeine 快取、LAZY＋fetch join 解 N+1、後端 @PreAuthorize 權限控管、單元測試接 CI。</w:t>
       </w:r>
     </w:p>
     <w:p>
@@ -641,19 +658,19 @@
           <w:sz w:val="20"/>
           <w:szCs w:val="20"/>
         </w:rPr>
-        <w:t xml:space="preserve">Voyago 全端旅遊網站</w:t>
-      </w:r>
-      <w:r>
-        <w:rPr>
-          <w:b/>
-          <w:bCs/>
-          <w:i w:val="false"/>
-          <w:iCs w:val="false"/>
-          <w:color w:val="0F766E"/>
-          <w:sz w:val="20"/>
-          <w:szCs w:val="20"/>
-        </w:rPr>
-        <w:t xml:space="preserve">　全端 · Live</w:t>
+        <w:t xml:space="preserve">Voyago 歐洲自助遊預訂平台</w:t>
+      </w:r>
+      <w:r>
+        <w:rPr>
+          <w:b/>
+          <w:bCs/>
+          <w:i w:val="false"/>
+          <w:iCs w:val="false"/>
+          <w:color w:val="0F766E"/>
+          <w:sz w:val="20"/>
+          <w:szCs w:val="20"/>
+        </w:rPr>
+        <w:t xml:space="preserve">　全端 · 前端已上線</w:t>
       </w:r>
     </w:p>
     <w:p>
@@ -670,14 +687,31 @@
           <w:sz w:val="20"/>
           <w:szCs w:val="20"/>
         </w:rPr>
-        <w:t xml:space="preserve">從資料庫設計、後端 API 到前端畫面，全部由我一人獨立完成並部署上線，目前可直接開啟操作。技術架構為 Vue 3 前端、Spring Boot 3 後端、MySQL 8 資料庫，會員登入採 JWT 權杖驗證，前後端以 RESTful API 分離。這個專案證明我能把三層接起來並真的跑在線上——正是 AI Agent 要落地到企業既有系統時最需要的整合能力。</w:t>
+        <w:t xml:space="preserve">資料庫、後端 API 與前端畫面由我一人完成。除了 CRUD，還補上課堂範例常跳過的部分：JWT＋BCrypt、Google ID Token 後端驗證、登入端點限流擋暴力破解、LAZY＋fetch join 解 N+1、熱門查詢上 Caffeine 快取、後端 @PreAuthorize 強制權限（STAFF 專屬端點前端被繞過也擋得住）、JUnit 5 單元測試接 GitHub Actions CI、springdoc 自動產 API 文件。</w:t>
+      </w:r>
+    </w:p>
+    <w:p>
+      <w:pPr>
+        <w:spacing w:after="40" w:line="276"/>
+      </w:pPr>
+      <w:r>
+        <w:rPr>
+          <w:b w:val="false"/>
+          <w:bCs w:val="false"/>
+          <w:i/>
+          <w:iCs/>
+          <w:color w:val="475569"/>
+          <w:sz w:val="20"/>
+          <w:szCs w:val="20"/>
+        </w:rPr>
+        <w:t xml:space="preserve">展示站跑的是純前端示範模式：免費後端閒置會睡、一睡 Demo 就變死連結，所以前端內建 mock fallback（同一套 UI 與 API 介面），註冊、登入、搜尋、下訂流程照樣走得完。完整三層可在本機一鍵啟動，面試時可當場跑。</w:t>
       </w:r>
     </w:p>
     <w:p>
       <w:pPr>
         <w:spacing w:after="140" w:line="276"/>
       </w:pPr>
-      <w:hyperlink w:history="1" r:id="rIdd-9le95fkpsu3g5tszec4">
+      <w:hyperlink w:history="1" r:id="rIdjewjl8dwsv9bteb_vf1qn">
         <w:r>
           <w:rPr>
             <w:color w:val="0F766E"/>
@@ -700,7 +734,7 @@
         </w:rPr>
         <w:t xml:space="preserve">　/　</w:t>
       </w:r>
-      <w:hyperlink w:history="1" r:id="rIdp6kuvqzgpeprqtsjhuoyv">
+      <w:hyperlink w:history="1" r:id="rId6sfvkvmsjvumtjlfga1wv">
         <w:r>
           <w:rPr>
             <w:color w:val="0F766E"/>
@@ -726,6 +760,69 @@
           <w:sz w:val="20"/>
           <w:szCs w:val="20"/>
         </w:rPr>
+        <w:t xml:space="preserve">互動式程式教學平台 ＋ AI 產出品質閘門</w:t>
+      </w:r>
+      <w:r>
+        <w:rPr>
+          <w:b/>
+          <w:bCs/>
+          <w:i w:val="false"/>
+          <w:iCs w:val="false"/>
+          <w:color w:val="0F766E"/>
+          <w:sz w:val="20"/>
+          <w:szCs w:val="20"/>
+        </w:rPr>
+        <w:t xml:space="preserve">　AI 應用 · 已交付使用</w:t>
+      </w:r>
+    </w:p>
+    <w:p>
+      <w:pPr>
+        <w:spacing w:after="40" w:line="276"/>
+      </w:pPr>
+      <w:r>
+        <w:rPr>
+          <w:b w:val="false"/>
+          <w:bCs w:val="false"/>
+          <w:i w:val="false"/>
+          <w:iCs w:val="false"/>
+          <w:color w:val="1E293B"/>
+          <w:sz w:val="20"/>
+          <w:szCs w:val="20"/>
+        </w:rPr>
+        <w:t xml:space="preserve">自製 6 個互動教學檔、264 題、50 大題型，含教師逐節講解版與兩份互動模擬測驗。內容由 AI 協助產出，但不能直接拿去教——我建了一條驗證流程：結構解析 ＋ 瀏覽器實際載入互動 ＋ 實際編譯執行程式比對輸出 ＋ 出題器 10 萬次壓測，結論全附實測輸出。</w:t>
+      </w:r>
+    </w:p>
+    <w:p>
+      <w:pPr>
+        <w:spacing w:after="140" w:line="276"/>
+      </w:pPr>
+      <w:r>
+        <w:rPr>
+          <w:b w:val="false"/>
+          <w:bCs w:val="false"/>
+          <w:i w:val="false"/>
+          <w:iCs w:val="false"/>
+          <w:color w:val="475569"/>
+          <w:sz w:val="20"/>
+          <w:szCs w:val="20"/>
+        </w:rPr>
+        <w:t xml:space="preserve">閘門攔下並修正：正解標錯 6 題 → 0；選項重複／無法作答 2 題 → 0；字串破壞導致「編譯過但輸出全錯」445 處 → 0；程式編譯失敗 8 段 → 0（89 支全通過）；實際輸出與標示答案不符 19 題 → 0（75 題全一致）；JS 執行期錯誤、斷掉錨點與重複 id 共 81 處 → 0；隨機出題器異常率 12.63% → 0.000%（1 萬題壓測）。保留「通過／未通過品質閘門」兩個版本可現場對照。</w:t>
+      </w:r>
+    </w:p>
+    <w:p>
+      <w:pPr>
+        <w:spacing w:after="40" w:before="60"/>
+      </w:pPr>
+      <w:r>
+        <w:rPr>
+          <w:b/>
+          <w:bCs/>
+          <w:i w:val="false"/>
+          <w:iCs w:val="false"/>
+          <w:color w:val="0F172A"/>
+          <w:sz w:val="20"/>
+          <w:szCs w:val="20"/>
+        </w:rPr>
         <w:t xml:space="preserve">IoT 溫度監控智能門禁系統</w:t>
       </w:r>
       <w:r>
@@ -772,52 +869,6 @@
           <w:sz w:val="20"/>
           <w:szCs w:val="20"/>
         </w:rPr>
-        <w:t xml:space="preserve">自製程式教材</w:t>
-      </w:r>
-      <w:r>
-        <w:rPr>
-          <w:b/>
-          <w:bCs/>
-          <w:i w:val="false"/>
-          <w:iCs w:val="false"/>
-          <w:color w:val="0F766E"/>
-          <w:sz w:val="20"/>
-          <w:szCs w:val="20"/>
-        </w:rPr>
-        <w:t xml:space="preserve">　教學資歷</w:t>
-      </w:r>
-    </w:p>
-    <w:p>
-      <w:pPr>
-        <w:spacing w:after="140" w:line="276"/>
-      </w:pPr>
-      <w:r>
-        <w:rPr>
-          <w:b w:val="false"/>
-          <w:bCs w:val="false"/>
-          <w:i w:val="false"/>
-          <w:iCs w:val="false"/>
-          <w:color w:val="1E293B"/>
-          <w:sz w:val="20"/>
-          <w:szCs w:val="20"/>
-        </w:rPr>
-        <w:t xml:space="preserve">自行編寫兩套完整程式教材，整理觀念、範例與練習題，實際用於課堂與家教教學——把技術講到對方真的學得會，是我能把系統說清楚的來源。</w:t>
-      </w:r>
-    </w:p>
-    <w:p>
-      <w:pPr>
-        <w:spacing w:after="40" w:before="60"/>
-      </w:pPr>
-      <w:r>
-        <w:rPr>
-          <w:b/>
-          <w:bCs/>
-          <w:i w:val="false"/>
-          <w:iCs w:val="false"/>
-          <w:color w:val="0F172A"/>
-          <w:sz w:val="20"/>
-          <w:szCs w:val="20"/>
-        </w:rPr>
         <w:t xml:space="preserve">本作品集網站</w:t>
       </w:r>
       <w:r>
@@ -854,7 +905,7 @@
       <w:pPr>
         <w:spacing w:after="100" w:line="276"/>
       </w:pPr>
-      <w:hyperlink w:history="1" r:id="rIdvwdsfpgjqzayfci4w5x7m">
+      <w:hyperlink w:history="1" r:id="rIdysg4cr_hrzm9wvqr2ktig">
         <w:r>
           <w:rPr>
             <w:color w:val="0F766E"/>
@@ -939,7 +990,7 @@
           <w:sz w:val="20"/>
           <w:szCs w:val="20"/>
         </w:rPr>
-        <w:t xml:space="preserve">實作 LLM API 串接（Anthropic／OpenAI）、Prompt 設計與輸出驗證、規則式品質閘門與結構化資料抽取，並每天以 Claude Code／Cowork 完成多步驟開發任務。</w:t>
+        <w:t xml:space="preserve">把 LLM 接進四類實際場景：教學內容自動化、文件轉結構化資料、網站內容生成、開發流程工具；並替 AI 產出建規則式品質閘門，用實際編譯執行與壓力測試驗過才交付。</w:t>
       </w:r>
     </w:p>
     <w:p>

--- a/Ken-Song-Resume.docx
+++ b/Ken-Song-Resume.docx
@@ -60,7 +60,7 @@
         </w:rPr>
         <w:t xml:space="preserve">Email：</w:t>
       </w:r>
-      <w:hyperlink w:history="1" r:id="rId2b7j4pq0ap-zwopyxkkhw">
+      <w:hyperlink w:history="1" r:id="rIddfqogiiflmvkkbfqqraby">
         <w:r>
           <w:rPr>
             <w:color w:val="0F766E"/>
@@ -88,7 +88,7 @@
       <w:pPr>
         <w:spacing w:after="40"/>
       </w:pPr>
-      <w:hyperlink w:history="1" r:id="rIdqe_y6l41glar06f6o73nf">
+      <w:hyperlink w:history="1" r:id="rIdonb_of9kxjgrulwvx-tny">
         <w:r>
           <w:rPr>
             <w:color w:val="0F766E"/>
@@ -111,7 +111,7 @@
         </w:rPr>
         <w:t xml:space="preserve">　|　</w:t>
       </w:r>
-      <w:hyperlink w:history="1" r:id="rIdlqmccpb2zexnyhi880thh">
+      <w:hyperlink w:history="1" r:id="rIdcoxcazgnetel6hqdc_baq">
         <w:r>
           <w:rPr>
             <w:color w:val="0F766E"/>
@@ -134,7 +134,7 @@
         </w:rPr>
         <w:t xml:space="preserve">　|　</w:t>
       </w:r>
-      <w:hyperlink w:history="1" r:id="rIdhkv-bbfxqcuecugiganl0">
+      <w:hyperlink w:history="1" r:id="rIdetirirnvxzjeitjjrobjr">
         <w:r>
           <w:rPr>
             <w:color w:val="0F766E"/>
@@ -157,7 +157,7 @@
         </w:rPr>
         <w:t xml:space="preserve">　|　</w:t>
       </w:r>
-      <w:hyperlink w:history="1" r:id="rId13jxbcg8ndxvy7lmaq3vv">
+      <w:hyperlink w:history="1" r:id="rId-zkvdvl_72hmfth1agjmi">
         <w:r>
           <w:rPr>
             <w:color w:val="0F766E"/>
@@ -180,7 +180,7 @@
         </w:rPr>
         <w:t xml:space="preserve">　|　</w:t>
       </w:r>
-      <w:hyperlink w:history="1" r:id="rIde-y-12oxokjlh8yjx0thd">
+      <w:hyperlink w:history="1" r:id="rIdflv7qwdx9gg7a5pbyiovh">
         <w:r>
           <w:rPr>
             <w:color w:val="0F766E"/>
@@ -256,7 +256,7 @@
           <w:sz w:val="20"/>
           <w:szCs w:val="20"/>
         </w:rPr>
-        <w:t xml:space="preserve">——在自製的互動式程式教學平台上，我用結構解析、瀏覽器實際載入與實際編譯執行建了一套規則式品質閘門，攔下 6 題標錯的正解、445 處會讓程式編譯不報錯卻輸出全錯的字串破壞，以及隨機出題器 12.63% 的異常率，修正後全部歸零，每一項都附得出實測輸出。後端以 Java／Spring Boot 3＋MySQL 8 獨立完成 Voyago 預訂平台（JWT、Google 登入後端驗證、登入限流、熱門查詢快取、N+1 優化、單元測試接 CI），前端以 Vue 3 Composition API 實作。架構決策與品質把關始終由我親手負責。現職資訊科技老師並兼家教。</w:t>
+        <w:t xml:space="preserve">——在自製的互動式程式教學平台上，我用結構解析、瀏覽器實際載入與實際編譯執行建了一套規則式品質閘門，攔下 6 題標錯的正解、445 處會讓程式編譯不報錯卻輸出全錯的字串破壞，以及隨機出題器 12.63% 的異常率，修正後全部歸零，每一項都附得出實測輸出。後端以 Java／Spring Boot 3＋MySQL 8 獨立完成 Voyago 預訂平台（JWT、Google 登入後端驗證、登入限流、熱門查詢快取、N+1 優化、單元測試接 CI），前端以 Vue 3 Composition API 實作。架構決策與品質把關始終由我親手負責。2026/03–2026/09 任資訊科技老師並兼家教，目前已離職、可立即上班。</w:t>
       </w:r>
     </w:p>
     <w:p>
@@ -489,7 +489,7 @@
           <w:sz w:val="20"/>
           <w:szCs w:val="20"/>
         </w:rPr>
-        <w:t xml:space="preserve">正職資訊科技老師並兼家教，擅長把複雜技術講給非技術背景的人聽懂，具備清晰的文件與簡報能力。</w:t>
+        <w:t xml:space="preserve">曾任資訊科技老師並兼家教，擅長把複雜技術講給非技術背景的人聽懂，具備清晰的文件與簡報能力。</w:t>
       </w:r>
     </w:p>
     <w:p>
@@ -711,7 +711,7 @@
       <w:pPr>
         <w:spacing w:after="140" w:line="276"/>
       </w:pPr>
-      <w:hyperlink w:history="1" r:id="rIdjewjl8dwsv9bteb_vf1qn">
+      <w:hyperlink w:history="1" r:id="rIdzo2u22t4yzg-nutpbnhdt">
         <w:r>
           <w:rPr>
             <w:color w:val="0F766E"/>
@@ -734,7 +734,7 @@
         </w:rPr>
         <w:t xml:space="preserve">　/　</w:t>
       </w:r>
-      <w:hyperlink w:history="1" r:id="rId6sfvkvmsjvumtjlfga1wv">
+      <w:hyperlink w:history="1" r:id="rIdmpwmcrtm7uy2omw5ifoql">
         <w:r>
           <w:rPr>
             <w:color w:val="0F766E"/>
@@ -905,7 +905,7 @@
       <w:pPr>
         <w:spacing w:after="100" w:line="276"/>
       </w:pPr>
-      <w:hyperlink w:history="1" r:id="rIdysg4cr_hrzm9wvqr2ktig">
+      <w:hyperlink w:history="1" r:id="rIdzxxwrzfdy4elg6odjhvlw">
         <w:r>
           <w:rPr>
             <w:color w:val="0F766E"/>
@@ -949,19 +949,48 @@
           <w:sz w:val="20"/>
           <w:szCs w:val="20"/>
         </w:rPr>
-        <w:t xml:space="preserve">現職　</w:t>
-      </w:r>
-      <w:r>
-        <w:rPr>
-          <w:b w:val="false"/>
-          <w:bCs w:val="false"/>
-          <w:i w:val="false"/>
-          <w:iCs w:val="false"/>
-          <w:color w:val="1E293B"/>
-          <w:sz w:val="20"/>
-          <w:szCs w:val="20"/>
-        </w:rPr>
-        <w:t xml:space="preserve">資訊科技老師（興安國際企業有限公司，2026/03 起）並兼任前後端與資料庫相關家教，負責把技術概念拆解、教會非本科背景的學生。</w:t>
+        <w:t xml:space="preserve">求職狀態　</w:t>
+      </w:r>
+      <w:r>
+        <w:rPr>
+          <w:b w:val="false"/>
+          <w:bCs w:val="false"/>
+          <w:i w:val="false"/>
+          <w:iCs w:val="false"/>
+          <w:color w:val="1E293B"/>
+          <w:sz w:val="20"/>
+          <w:szCs w:val="20"/>
+        </w:rPr>
+        <w:t xml:space="preserve">已離職，可立即上班。</w:t>
+      </w:r>
+    </w:p>
+    <w:p>
+      <w:pPr>
+        <w:spacing w:after="80" w:line="276"/>
+      </w:pPr>
+      <w:r>
+        <w:rPr>
+          <w:b/>
+          <w:bCs/>
+          <w:i w:val="false"/>
+          <w:iCs w:val="false"/>
+          <w:color w:val="0F766E"/>
+          <w:sz w:val="20"/>
+          <w:szCs w:val="20"/>
+        </w:rPr>
+        <w:t xml:space="preserve">工作經歷　</w:t>
+      </w:r>
+      <w:r>
+        <w:rPr>
+          <w:b w:val="false"/>
+          <w:bCs w:val="false"/>
+          <w:i w:val="false"/>
+          <w:iCs w:val="false"/>
+          <w:color w:val="1E293B"/>
+          <w:sz w:val="20"/>
+          <w:szCs w:val="20"/>
+        </w:rPr>
+        <w:t xml:space="preserve">資訊科技老師（興安國際企業有限公司，2026/03–2026/09）並兼任前後端與資料庫相關家教，負責把技術概念拆解、教會非本科背景的學生。</w:t>
       </w:r>
     </w:p>
     <w:p>

--- a/Ken-Song-Resume.docx
+++ b/Ken-Song-Resume.docx
@@ -60,7 +60,7 @@
         </w:rPr>
         <w:t xml:space="preserve">Email：</w:t>
       </w:r>
-      <w:hyperlink w:history="1" r:id="rIddfqogiiflmvkkbfqqraby">
+      <w:hyperlink w:history="1" r:id="rId4swdwd8vdom0lgjyqkvu9">
         <w:r>
           <w:rPr>
             <w:color w:val="0F766E"/>
@@ -88,7 +88,7 @@
       <w:pPr>
         <w:spacing w:after="40"/>
       </w:pPr>
-      <w:hyperlink w:history="1" r:id="rIdonb_of9kxjgrulwvx-tny">
+      <w:hyperlink w:history="1" r:id="rIdizodxh4m7vm5ogvmwtb8t">
         <w:r>
           <w:rPr>
             <w:color w:val="0F766E"/>
@@ -111,7 +111,7 @@
         </w:rPr>
         <w:t xml:space="preserve">　|　</w:t>
       </w:r>
-      <w:hyperlink w:history="1" r:id="rIdcoxcazgnetel6hqdc_baq">
+      <w:hyperlink w:history="1" r:id="rIdistdknhocatz8ezbzijl4">
         <w:r>
           <w:rPr>
             <w:color w:val="0F766E"/>
@@ -134,7 +134,7 @@
         </w:rPr>
         <w:t xml:space="preserve">　|　</w:t>
       </w:r>
-      <w:hyperlink w:history="1" r:id="rIdetirirnvxzjeitjjrobjr">
+      <w:hyperlink w:history="1" r:id="rIdc9wjbzkextfwntnuxqjh1">
         <w:r>
           <w:rPr>
             <w:color w:val="0F766E"/>
@@ -157,7 +157,7 @@
         </w:rPr>
         <w:t xml:space="preserve">　|　</w:t>
       </w:r>
-      <w:hyperlink w:history="1" r:id="rId-zkvdvl_72hmfth1agjmi">
+      <w:hyperlink w:history="1" r:id="rIdjg3xe7ihrf99b3hx91akc">
         <w:r>
           <w:rPr>
             <w:color w:val="0F766E"/>
@@ -180,7 +180,7 @@
         </w:rPr>
         <w:t xml:space="preserve">　|　</w:t>
       </w:r>
-      <w:hyperlink w:history="1" r:id="rIdflv7qwdx9gg7a5pbyiovh">
+      <w:hyperlink w:history="1" r:id="rIdgdem2lo-dpvazywxni0zm">
         <w:r>
           <w:rPr>
             <w:color w:val="0F766E"/>
@@ -711,7 +711,7 @@
       <w:pPr>
         <w:spacing w:after="140" w:line="276"/>
       </w:pPr>
-      <w:hyperlink w:history="1" r:id="rIdzo2u22t4yzg-nutpbnhdt">
+      <w:hyperlink w:history="1" r:id="rIdopmq0irwa_s9lvv4qr_dz">
         <w:r>
           <w:rPr>
             <w:color w:val="0F766E"/>
@@ -734,7 +734,7 @@
         </w:rPr>
         <w:t xml:space="preserve">　/　</w:t>
       </w:r>
-      <w:hyperlink w:history="1" r:id="rIdmpwmcrtm7uy2omw5ifoql">
+      <w:hyperlink w:history="1" r:id="rIdlgvvpgqie16ztli8dcqku">
         <w:r>
           <w:rPr>
             <w:color w:val="0F766E"/>
@@ -905,7 +905,7 @@
       <w:pPr>
         <w:spacing w:after="100" w:line="276"/>
       </w:pPr>
-      <w:hyperlink w:history="1" r:id="rIdzxxwrzfdy4elg6odjhvlw">
+      <w:hyperlink w:history="1" r:id="rIdldsezwmqq5s7rwayedysl">
         <w:r>
           <w:rPr>
             <w:color w:val="0F766E"/>
@@ -990,7 +990,7 @@
           <w:sz w:val="20"/>
           <w:szCs w:val="20"/>
         </w:rPr>
-        <w:t xml:space="preserve">資訊科技老師（興安國際企業有限公司，2026/03–2026/09）並兼任前後端與資料庫相關家教，負責把技術概念拆解、教會非本科背景的學生。</w:t>
+        <w:t xml:space="preserve">資訊科技老師（資訊教育機構，2026/03–2026/09）並兼任前後端與資料庫相關家教，負責把技術概念拆解、教會非本科背景的學生。</w:t>
       </w:r>
     </w:p>
     <w:p>

--- a/Ken-Song-Resume.docx
+++ b/Ken-Song-Resume.docx
@@ -60,7 +60,7 @@
         </w:rPr>
         <w:t xml:space="preserve">Email：</w:t>
       </w:r>
-      <w:hyperlink w:history="1" r:id="rId4swdwd8vdom0lgjyqkvu9">
+      <w:hyperlink w:history="1" r:id="rIdkwbd48qlkbwac3jvqwgpc">
         <w:r>
           <w:rPr>
             <w:color w:val="0F766E"/>
@@ -88,7 +88,7 @@
       <w:pPr>
         <w:spacing w:after="40"/>
       </w:pPr>
-      <w:hyperlink w:history="1" r:id="rIdizodxh4m7vm5ogvmwtb8t">
+      <w:hyperlink w:history="1" r:id="rIdva03bcrk5kzxb4ypa6gw6">
         <w:r>
           <w:rPr>
             <w:color w:val="0F766E"/>
@@ -111,7 +111,7 @@
         </w:rPr>
         <w:t xml:space="preserve">　|　</w:t>
       </w:r>
-      <w:hyperlink w:history="1" r:id="rIdistdknhocatz8ezbzijl4">
+      <w:hyperlink w:history="1" r:id="rIdpu-uatxxjxoathcs1q4kx">
         <w:r>
           <w:rPr>
             <w:color w:val="0F766E"/>
@@ -134,7 +134,7 @@
         </w:rPr>
         <w:t xml:space="preserve">　|　</w:t>
       </w:r>
-      <w:hyperlink w:history="1" r:id="rIdc9wjbzkextfwntnuxqjh1">
+      <w:hyperlink w:history="1" r:id="rIdomvis2ji9de0w88fquwpy">
         <w:r>
           <w:rPr>
             <w:color w:val="0F766E"/>
@@ -157,7 +157,7 @@
         </w:rPr>
         <w:t xml:space="preserve">　|　</w:t>
       </w:r>
-      <w:hyperlink w:history="1" r:id="rIdjg3xe7ihrf99b3hx91akc">
+      <w:hyperlink w:history="1" r:id="rIdniuixkrceyw-na6hpgdpz">
         <w:r>
           <w:rPr>
             <w:color w:val="0F766E"/>
@@ -180,7 +180,7 @@
         </w:rPr>
         <w:t xml:space="preserve">　|　</w:t>
       </w:r>
-      <w:hyperlink w:history="1" r:id="rIdgdem2lo-dpvazywxni0zm">
+      <w:hyperlink w:history="1" r:id="rId7cp3dt4isaeyyoxj8mgg2">
         <w:r>
           <w:rPr>
             <w:color w:val="0F766E"/>
@@ -711,7 +711,7 @@
       <w:pPr>
         <w:spacing w:after="140" w:line="276"/>
       </w:pPr>
-      <w:hyperlink w:history="1" r:id="rIdopmq0irwa_s9lvv4qr_dz">
+      <w:hyperlink w:history="1" r:id="rIdovijpdn5d-xu9sq4nvzfa">
         <w:r>
           <w:rPr>
             <w:color w:val="0F766E"/>
@@ -734,7 +734,7 @@
         </w:rPr>
         <w:t xml:space="preserve">　/　</w:t>
       </w:r>
-      <w:hyperlink w:history="1" r:id="rIdlgvvpgqie16ztli8dcqku">
+      <w:hyperlink w:history="1" r:id="rIdfpuaxjq20oyfsw5uz2kk-">
         <w:r>
           <w:rPr>
             <w:color w:val="0F766E"/>
@@ -794,20 +794,36 @@
     </w:p>
     <w:p>
       <w:pPr>
+        <w:spacing w:after="40" w:line="276"/>
+      </w:pPr>
+      <w:r>
+        <w:rPr>
+          <w:b w:val="false"/>
+          <w:bCs w:val="false"/>
+          <w:i w:val="false"/>
+          <w:iCs w:val="false"/>
+          <w:color w:val="475569"/>
+          <w:sz w:val="20"/>
+          <w:szCs w:val="20"/>
+        </w:rPr>
+        <w:t xml:space="preserve">閘門攔下並修正：正解標錯 6 題 → 0；選項重複／無法作答 2 題 → 0；字串破壞導致「編譯過但輸出全錯」445 處 → 0；程式編譯失敗 8 段 → 0（89 支全通過）；實際輸出與標示答案不符 19 題 → 0（75 題全一致）；JS 執行期錯誤、斷掉錨點與重複 id 共 81 處 → 0；隨機出題器異常率 12.63% → 0.000%（1 萬題壓測）。保留「通過／未通過品質閘門」兩個版本可現場對照。</w:t>
+      </w:r>
+    </w:p>
+    <w:p>
+      <w:pPr>
         <w:spacing w:after="140" w:line="276"/>
       </w:pPr>
-      <w:r>
-        <w:rPr>
-          <w:b w:val="false"/>
-          <w:bCs w:val="false"/>
-          <w:i w:val="false"/>
-          <w:iCs w:val="false"/>
-          <w:color w:val="475569"/>
-          <w:sz w:val="20"/>
-          <w:szCs w:val="20"/>
-        </w:rPr>
-        <w:t xml:space="preserve">閘門攔下並修正：正解標錯 6 題 → 0；選項重複／無法作答 2 題 → 0；字串破壞導致「編譯過但輸出全錯」445 處 → 0；程式編譯失敗 8 段 → 0（89 支全通過）；實際輸出與標示答案不符 19 題 → 0（75 題全一致）；JS 執行期錯誤、斷掉錨點與重複 id 共 81 處 → 0；隨機出題器異常率 12.63% → 0.000%（1 萬題壓測）。保留「通過／未通過品質閘門」兩個版本可現場對照。</w:t>
-      </w:r>
+      <w:hyperlink w:history="1" r:id="rIdi2b34iwmhp9z-paisb0t3">
+        <w:r>
+          <w:rPr>
+            <w:color w:val="0F766E"/>
+            <w:sz w:val="20"/>
+            <w:szCs w:val="20"/>
+            <w:u w:val="single"/>
+          </w:rPr>
+          <w:t xml:space="preserve">Live Demo</w:t>
+        </w:r>
+      </w:hyperlink>
     </w:p>
     <w:p>
       <w:pPr>
@@ -905,7 +921,7 @@
       <w:pPr>
         <w:spacing w:after="100" w:line="276"/>
       </w:pPr>
-      <w:hyperlink w:history="1" r:id="rIdldsezwmqq5s7rwayedysl">
+      <w:hyperlink w:history="1" r:id="rIdtw6qdb6j4zxe-kuhivlbd">
         <w:r>
           <w:rPr>
             <w:color w:val="0F766E"/>

--- a/Ken-Song-Resume.docx
+++ b/Ken-Song-Resume.docx
@@ -60,7 +60,7 @@
         </w:rPr>
         <w:t xml:space="preserve">Email：</w:t>
       </w:r>
-      <w:hyperlink w:history="1" r:id="rIdkwbd48qlkbwac3jvqwgpc">
+      <w:hyperlink w:history="1" r:id="rIdvojjalixl68xsoveko08n">
         <w:r>
           <w:rPr>
             <w:color w:val="0F766E"/>
@@ -88,7 +88,7 @@
       <w:pPr>
         <w:spacing w:after="40"/>
       </w:pPr>
-      <w:hyperlink w:history="1" r:id="rIdva03bcrk5kzxb4ypa6gw6">
+      <w:hyperlink w:history="1" r:id="rIdmgncbujxibt4pvxruw6wm">
         <w:r>
           <w:rPr>
             <w:color w:val="0F766E"/>
@@ -111,7 +111,7 @@
         </w:rPr>
         <w:t xml:space="preserve">　|　</w:t>
       </w:r>
-      <w:hyperlink w:history="1" r:id="rIdpu-uatxxjxoathcs1q4kx">
+      <w:hyperlink w:history="1" r:id="rIdaf1pjdlv2proxrqz6qbrk">
         <w:r>
           <w:rPr>
             <w:color w:val="0F766E"/>
@@ -134,7 +134,7 @@
         </w:rPr>
         <w:t xml:space="preserve">　|　</w:t>
       </w:r>
-      <w:hyperlink w:history="1" r:id="rIdomvis2ji9de0w88fquwpy">
+      <w:hyperlink w:history="1" r:id="rId9rr0nhbv5yedhobnjywkn">
         <w:r>
           <w:rPr>
             <w:color w:val="0F766E"/>
@@ -157,7 +157,7 @@
         </w:rPr>
         <w:t xml:space="preserve">　|　</w:t>
       </w:r>
-      <w:hyperlink w:history="1" r:id="rIdniuixkrceyw-na6hpgdpz">
+      <w:hyperlink w:history="1" r:id="rIdsqnvrdzvbpeyrpxmaxtbb">
         <w:r>
           <w:rPr>
             <w:color w:val="0F766E"/>
@@ -180,7 +180,7 @@
         </w:rPr>
         <w:t xml:space="preserve">　|　</w:t>
       </w:r>
-      <w:hyperlink w:history="1" r:id="rId7cp3dt4isaeyyoxj8mgg2">
+      <w:hyperlink w:history="1" r:id="rIdhctog1advyrjnb-1hsbtd">
         <w:r>
           <w:rPr>
             <w:color w:val="0F766E"/>
@@ -256,7 +256,7 @@
           <w:sz w:val="20"/>
           <w:szCs w:val="20"/>
         </w:rPr>
-        <w:t xml:space="preserve">——在自製的互動式程式教學平台上，我用結構解析、瀏覽器實際載入與實際編譯執行建了一套規則式品質閘門，攔下 6 題標錯的正解、445 處會讓程式編譯不報錯卻輸出全錯的字串破壞，以及隨機出題器 12.63% 的異常率，修正後全部歸零，每一項都附得出實測輸出。後端以 Java／Spring Boot 3＋MySQL 8 獨立完成 Voyago 預訂平台（JWT、Google 登入後端驗證、登入限流、熱門查詢快取、N+1 優化、單元測試接 CI），前端以 Vue 3 Composition API 實作。架構決策與品質把關始終由我親手負責。2026/03–2026/09 任資訊科技老師並兼家教，目前已離職、可立即上班。</w:t>
+        <w:t xml:space="preserve">——在自製的互動式程式教學平台上，我用結構解析、瀏覽器實際載入與實際編譯執行建了一套規則式品質閘門，攔下 6 題標錯的正解、445 處會讓程式編譯不報錯卻輸出全錯的字串破壞，以及隨機出題器 12.63% 的異常率，修正後全部歸零，每一項都附得出實測輸出。後端以 Java／Spring Boot 3＋MySQL 8 獨立完成 Voyago 預訂平台（JWT、Google 登入後端驗證、登入限流、熱門查詢快取、N+1 優化、單元測試接 CI），前端以 Vue 3 Composition API 實作。架構決策與品質把關始終由我親手負責。2026/03–2026/09 任資訊科技老師，目前已離職、可立即上班。</w:t>
       </w:r>
     </w:p>
     <w:p>
@@ -489,7 +489,7 @@
           <w:sz w:val="20"/>
           <w:szCs w:val="20"/>
         </w:rPr>
-        <w:t xml:space="preserve">曾任資訊科技老師並兼家教，擅長把複雜技術講給非技術背景的人聽懂，具備清晰的文件與簡報能力。</w:t>
+        <w:t xml:space="preserve">曾任資訊科技老師，擅長把複雜技術講給非技術背景的人聽懂，具備清晰的文件與簡報能力。</w:t>
       </w:r>
     </w:p>
     <w:p>
@@ -711,7 +711,7 @@
       <w:pPr>
         <w:spacing w:after="140" w:line="276"/>
       </w:pPr>
-      <w:hyperlink w:history="1" r:id="rIdovijpdn5d-xu9sq4nvzfa">
+      <w:hyperlink w:history="1" r:id="rIdbyki-3o6ozykrponi7mn3">
         <w:r>
           <w:rPr>
             <w:color w:val="0F766E"/>
@@ -734,7 +734,7 @@
         </w:rPr>
         <w:t xml:space="preserve">　/　</w:t>
       </w:r>
-      <w:hyperlink w:history="1" r:id="rIdfpuaxjq20oyfsw5uz2kk-">
+      <w:hyperlink w:history="1" r:id="rIdnpljepz-gi93l8fx2atpm">
         <w:r>
           <w:rPr>
             <w:color w:val="0F766E"/>
@@ -813,7 +813,7 @@
       <w:pPr>
         <w:spacing w:after="140" w:line="276"/>
       </w:pPr>
-      <w:hyperlink w:history="1" r:id="rIdi2b34iwmhp9z-paisb0t3">
+      <w:hyperlink w:history="1" r:id="rIdde6cxifsg8xafihledfx0">
         <w:r>
           <w:rPr>
             <w:color w:val="0F766E"/>
@@ -921,7 +921,7 @@
       <w:pPr>
         <w:spacing w:after="100" w:line="276"/>
       </w:pPr>
-      <w:hyperlink w:history="1" r:id="rIdtw6qdb6j4zxe-kuhivlbd">
+      <w:hyperlink w:history="1" r:id="rIdiagghryvm7iskvoduq38u">
         <w:r>
           <w:rPr>
             <w:color w:val="0F766E"/>
@@ -1006,7 +1006,7 @@
           <w:sz w:val="20"/>
           <w:szCs w:val="20"/>
         </w:rPr>
-        <w:t xml:space="preserve">資訊科技老師（資訊教育機構，2026/03–2026/09）並兼任前後端與資料庫相關家教，負責把技術概念拆解、教會非本科背景的學生。</w:t>
+        <w:t xml:space="preserve">資訊科技老師（資訊教育機構，2026/03–2026/09），負責把技術概念拆解、教會非本科背景的學生。</w:t>
       </w:r>
     </w:p>
     <w:p>

--- a/Ken-Song-Resume.docx
+++ b/Ken-Song-Resume.docx
@@ -60,7 +60,7 @@
         </w:rPr>
         <w:t xml:space="preserve">Email：</w:t>
       </w:r>
-      <w:hyperlink w:history="1" r:id="rIdvojjalixl68xsoveko08n">
+      <w:hyperlink w:history="1" r:id="rIdhaatubefntpmfdrlhe_94">
         <w:r>
           <w:rPr>
             <w:color w:val="0F766E"/>
@@ -88,7 +88,7 @@
       <w:pPr>
         <w:spacing w:after="40"/>
       </w:pPr>
-      <w:hyperlink w:history="1" r:id="rIdmgncbujxibt4pvxruw6wm">
+      <w:hyperlink w:history="1" r:id="rIdfr1bgl6mau7zbty9_9wzz">
         <w:r>
           <w:rPr>
             <w:color w:val="0F766E"/>
@@ -111,7 +111,7 @@
         </w:rPr>
         <w:t xml:space="preserve">　|　</w:t>
       </w:r>
-      <w:hyperlink w:history="1" r:id="rIdaf1pjdlv2proxrqz6qbrk">
+      <w:hyperlink w:history="1" r:id="rIdewuvfvohji9zkvhua8vor">
         <w:r>
           <w:rPr>
             <w:color w:val="0F766E"/>
@@ -134,7 +134,7 @@
         </w:rPr>
         <w:t xml:space="preserve">　|　</w:t>
       </w:r>
-      <w:hyperlink w:history="1" r:id="rId9rr0nhbv5yedhobnjywkn">
+      <w:hyperlink w:history="1" r:id="rId6xoyt56nxwsxvensa9tjb">
         <w:r>
           <w:rPr>
             <w:color w:val="0F766E"/>
@@ -157,7 +157,7 @@
         </w:rPr>
         <w:t xml:space="preserve">　|　</w:t>
       </w:r>
-      <w:hyperlink w:history="1" r:id="rIdsqnvrdzvbpeyrpxmaxtbb">
+      <w:hyperlink w:history="1" r:id="rId6gesv41wnkihqdyvoewo1">
         <w:r>
           <w:rPr>
             <w:color w:val="0F766E"/>
@@ -180,7 +180,7 @@
         </w:rPr>
         <w:t xml:space="preserve">　|　</w:t>
       </w:r>
-      <w:hyperlink w:history="1" r:id="rIdhctog1advyrjnb-1hsbtd">
+      <w:hyperlink w:history="1" r:id="rIdktrfvf6auzuat5bbmiwmi">
         <w:r>
           <w:rPr>
             <w:color w:val="0F766E"/>
@@ -232,31 +232,55 @@
           <w:sz w:val="20"/>
           <w:szCs w:val="20"/>
         </w:rPr>
-        <w:t xml:space="preserve">專注 AI 應用開發的軟體工程師。我做的不是讓模型回答得漂亮，而是</w:t>
-      </w:r>
-      <w:r>
-        <w:rPr>
-          <w:b/>
-          <w:bCs/>
-          <w:i w:val="false"/>
-          <w:iCs w:val="false"/>
-          <w:color w:val="1E293B"/>
-          <w:sz w:val="20"/>
-          <w:szCs w:val="20"/>
-        </w:rPr>
-        <w:t xml:space="preserve">讓不合格的輸出進不了下游</w:t>
-      </w:r>
-      <w:r>
-        <w:rPr>
-          <w:b w:val="false"/>
-          <w:bCs w:val="false"/>
-          <w:i w:val="false"/>
-          <w:iCs w:val="false"/>
-          <w:color w:val="1E293B"/>
-          <w:sz w:val="20"/>
-          <w:szCs w:val="20"/>
-        </w:rPr>
-        <w:t xml:space="preserve">——在自製的互動式程式教學平台上，我用結構解析、瀏覽器實際載入與實際編譯執行建了一套規則式品質閘門，攔下 6 題標錯的正解、445 處會讓程式編譯不報錯卻輸出全錯的字串破壞，以及隨機出題器 12.63% 的異常率，修正後全部歸零，每一項都附得出實測輸出。後端以 Java／Spring Boot 3＋MySQL 8 獨立完成 Voyago 預訂平台（JWT、Google 登入後端驗證、登入限流、熱門查詢快取、N+1 優化、單元測試接 CI），前端以 Vue 3 Composition API 實作。架構決策與品質把關始終由我親手負責。2026/03–2026/09 任資訊科技老師，目前已離職、可立即上班。</w:t>
+        <w:t xml:space="preserve">AI 應用工程師。用結構解析、實際編譯與壓力測試替 AI 產出建品質閘門，把 </w:t>
+      </w:r>
+      <w:r>
+        <w:rPr>
+          <w:b/>
+          <w:bCs/>
+          <w:i w:val="false"/>
+          <w:iCs w:val="false"/>
+          <w:color w:val="1E293B"/>
+          <w:sz w:val="20"/>
+          <w:szCs w:val="20"/>
+        </w:rPr>
+        <w:t xml:space="preserve">445 處靜默錯誤</w:t>
+      </w:r>
+      <w:r>
+        <w:rPr>
+          <w:b w:val="false"/>
+          <w:bCs w:val="false"/>
+          <w:i w:val="false"/>
+          <w:iCs w:val="false"/>
+          <w:color w:val="1E293B"/>
+          <w:sz w:val="20"/>
+          <w:szCs w:val="20"/>
+        </w:rPr>
+        <w:t xml:space="preserve"> 與 </w:t>
+      </w:r>
+      <w:r>
+        <w:rPr>
+          <w:b/>
+          <w:bCs/>
+          <w:i w:val="false"/>
+          <w:iCs w:val="false"/>
+          <w:color w:val="1E293B"/>
+          <w:sz w:val="20"/>
+          <w:szCs w:val="20"/>
+        </w:rPr>
+        <w:t xml:space="preserve">12.63% 出題器異常率</w:t>
+      </w:r>
+      <w:r>
+        <w:rPr>
+          <w:b w:val="false"/>
+          <w:bCs w:val="false"/>
+          <w:i w:val="false"/>
+          <w:iCs w:val="false"/>
+          <w:color w:val="1E293B"/>
+          <w:sz w:val="20"/>
+          <w:szCs w:val="20"/>
+        </w:rPr>
+        <w:t xml:space="preserve"> 壓到 0；獨立完成 Java／Spring Boot 3＋Vue 3 全端專案 Voyago。目前已離職，可立即上班。</w:t>
       </w:r>
     </w:p>
     <w:p>
@@ -326,36 +350,19 @@
           <w:sz w:val="20"/>
           <w:szCs w:val="20"/>
         </w:rPr>
-        <w:t xml:space="preserve">很多人會用 AI 產內容，但少有人回答得出「你怎麼知道它產的是對的」。我的答案是把驗證做成可執行的流程：定義可檢查的條件、實際編譯執行、結構解析、壓力測試，不合格就攔下來。這套流程實際用在我自製的教學平台上，把 6 題錯答、445 處靜默錯誤與出題器 12.63% 的異常率全部歸零。</w:t>
-      </w:r>
-    </w:p>
-    <w:p>
-      <w:pPr>
-        <w:spacing w:after="100" w:line="276"/>
-      </w:pPr>
-      <w:r>
-        <w:rPr>
-          <w:b w:val="false"/>
-          <w:bCs w:val="false"/>
-          <w:i w:val="false"/>
-          <w:iCs w:val="false"/>
-          <w:color w:val="1E293B"/>
-          <w:sz w:val="20"/>
-          <w:szCs w:val="20"/>
-        </w:rPr>
-        <w:t xml:space="preserve">底下撐著的是完整的工程底子：Voyago 預訂平台的資料庫、後端 API 與前端畫面都由我一人完成，並處理了限流、快取、N+1 與後端權限控管；IoT 專題則完整走過軟硬整合到雲端回傳的鏈路。</w:t>
-      </w:r>
-      <w:r>
-        <w:rPr>
-          <w:b/>
-          <w:bCs/>
-          <w:i w:val="false"/>
-          <w:iCs w:val="false"/>
-          <w:color w:val="1E293B"/>
-          <w:sz w:val="20"/>
-          <w:szCs w:val="20"/>
-        </w:rPr>
-        <w:t xml:space="preserve">歡迎直接約時間聊聊，我可以當場展示作品集與 Demo。</w:t>
+        <w:t xml:space="preserve">我讓 AI 的輸出可被驗證，而不是看起來對就好——定義可檢查條件、實際編譯執行、結構解析、壓力測試，不合格就攔下來。工程底子扎實：Voyago 預訂平台資料庫、後端、前端一人包辦；IoT 專題走完整軟硬整合鏈路。</w:t>
+      </w:r>
+      <w:r>
+        <w:rPr>
+          <w:b/>
+          <w:bCs/>
+          <w:i w:val="false"/>
+          <w:iCs w:val="false"/>
+          <w:color w:val="1E293B"/>
+          <w:sz w:val="20"/>
+          <w:szCs w:val="20"/>
+        </w:rPr>
+        <w:t xml:space="preserve">歡迎直接約時間聊聊，我可以當場展示 Demo。</w:t>
       </w:r>
     </w:p>
     <w:p>
@@ -402,7 +409,7 @@
           <w:sz w:val="20"/>
           <w:szCs w:val="20"/>
         </w:rPr>
-        <w:t xml:space="preserve">LLM API 串接（Anthropic／OpenAI）實際用在教學內容自動化、文件轉結構化資料、網站內容生成與開發流程工具四類場景，並以 Prompt 設計與輸出驗證確保產出可交付。</w:t>
+        <w:t xml:space="preserve">LLM API 串接（Anthropic／OpenAI），用在教學內容自動化、文件結構化、網站生成與開發流程工具四類場景。</w:t>
       </w:r>
     </w:p>
     <w:p>
@@ -431,7 +438,7 @@
           <w:sz w:val="20"/>
           <w:szCs w:val="20"/>
         </w:rPr>
-        <w:t xml:space="preserve">替 AI 產出建可執行的驗證流程：結構解析、瀏覽器實際載入、實際編譯執行比對輸出、10 萬次壓測。實測攔下 6 題錯答、445 處靜默錯誤、出題器 12.63% 異常率，修正後全數歸零。</w:t>
+        <w:t xml:space="preserve">結構解析＋實際編譯執行＋10 萬次壓測，攔下 445 處靜默錯誤與 12.63% 異常率，修正後全數歸零。</w:t>
       </w:r>
     </w:p>
     <w:p>
@@ -460,7 +467,7 @@
           <w:sz w:val="20"/>
           <w:szCs w:val="20"/>
         </w:rPr>
-        <w:t xml:space="preserve">Voyago 預訂平台由我一人完成資料庫、後端 API 與前端：JWT＋BCrypt、Google 登入後端驗證、登入限流、Caffeine 快取、LAZY＋fetch join 解 N+1、後端 @PreAuthorize 權限控管、單元測試接 CI。</w:t>
+        <w:t xml:space="preserve">Voyago 預訂平台一人完成，含 JWT 驗證、登入限流、快取、N+1 優化、單元測試接 CI。</w:t>
       </w:r>
     </w:p>
     <w:p>
@@ -489,7 +496,7 @@
           <w:sz w:val="20"/>
           <w:szCs w:val="20"/>
         </w:rPr>
-        <w:t xml:space="preserve">曾任資訊科技老師，擅長把複雜技術講給非技術背景的人聽懂，具備清晰的文件與簡報能力。</w:t>
+        <w:t xml:space="preserve">曾任資訊科技老師，擅長把複雜技術講給非技術背景的人聽懂。</w:t>
       </w:r>
     </w:p>
     <w:p>
@@ -687,31 +694,14 @@
           <w:sz w:val="20"/>
           <w:szCs w:val="20"/>
         </w:rPr>
-        <w:t xml:space="preserve">資料庫、後端 API 與前端畫面由我一人完成。除了 CRUD，還補上課堂範例常跳過的部分：JWT＋BCrypt、Google ID Token 後端驗證、登入端點限流擋暴力破解、LAZY＋fetch join 解 N+1、熱門查詢上 Caffeine 快取、後端 @PreAuthorize 強制權限（STAFF 專屬端點前端被繞過也擋得住）、JUnit 5 單元測試接 GitHub Actions CI、springdoc 自動產 API 文件。</w:t>
-      </w:r>
-    </w:p>
-    <w:p>
-      <w:pPr>
-        <w:spacing w:after="40" w:line="276"/>
-      </w:pPr>
-      <w:r>
-        <w:rPr>
-          <w:b w:val="false"/>
-          <w:bCs w:val="false"/>
-          <w:i/>
-          <w:iCs/>
-          <w:color w:val="475569"/>
-          <w:sz w:val="20"/>
-          <w:szCs w:val="20"/>
-        </w:rPr>
-        <w:t xml:space="preserve">展示站跑的是純前端示範模式：免費後端閒置會睡、一睡 Demo 就變死連結，所以前端內建 mock fallback（同一套 UI 與 API 介面），註冊、登入、搜尋、下訂流程照樣走得完。完整三層可在本機一鍵啟動，面試時可當場跑。</w:t>
+        <w:t xml:space="preserve">資料庫、後端 API、前端畫面一人完成。JWT＋BCrypt、Google 登入驗證、登入限流、Caffeine 快取、N+1 優化、後端權限控管、單元測試接 CI。展示站為純前端示範模式，完整三層可本機一鍵啟動，面試時可當場跑。</w:t>
       </w:r>
     </w:p>
     <w:p>
       <w:pPr>
         <w:spacing w:after="140" w:line="276"/>
       </w:pPr>
-      <w:hyperlink w:history="1" r:id="rIdbyki-3o6ozykrponi7mn3">
+      <w:hyperlink w:history="1" r:id="rId9a_kl0roozzohftlrakim">
         <w:r>
           <w:rPr>
             <w:color w:val="0F766E"/>
@@ -734,7 +724,7 @@
         </w:rPr>
         <w:t xml:space="preserve">　/　</w:t>
       </w:r>
-      <w:hyperlink w:history="1" r:id="rIdnpljepz-gi93l8fx2atpm">
+      <w:hyperlink w:history="1" r:id="rIdf-99gqgz1ztmgmuxe-rpn">
         <w:r>
           <w:rPr>
             <w:color w:val="0F766E"/>
@@ -789,31 +779,14 @@
           <w:sz w:val="20"/>
           <w:szCs w:val="20"/>
         </w:rPr>
-        <w:t xml:space="preserve">自製 6 個互動教學檔、264 題、50 大題型，含教師逐節講解版與兩份互動模擬測驗。內容由 AI 協助產出，但不能直接拿去教——我建了一條驗證流程：結構解析 ＋ 瀏覽器實際載入互動 ＋ 實際編譯執行程式比對輸出 ＋ 出題器 10 萬次壓測，結論全附實測輸出。</w:t>
-      </w:r>
-    </w:p>
-    <w:p>
-      <w:pPr>
-        <w:spacing w:after="40" w:line="276"/>
-      </w:pPr>
-      <w:r>
-        <w:rPr>
-          <w:b w:val="false"/>
-          <w:bCs w:val="false"/>
-          <w:i w:val="false"/>
-          <w:iCs w:val="false"/>
-          <w:color w:val="475569"/>
-          <w:sz w:val="20"/>
-          <w:szCs w:val="20"/>
-        </w:rPr>
-        <w:t xml:space="preserve">閘門攔下並修正：正解標錯 6 題 → 0；選項重複／無法作答 2 題 → 0；字串破壞導致「編譯過但輸出全錯」445 處 → 0；程式編譯失敗 8 段 → 0（89 支全通過）；實際輸出與標示答案不符 19 題 → 0（75 題全一致）；JS 執行期錯誤、斷掉錨點與重複 id 共 81 處 → 0；隨機出題器異常率 12.63% → 0.000%（1 萬題壓測）。保留「通過／未通過品質閘門」兩個版本可現場對照。</w:t>
+        <w:t xml:space="preserve">自製 264 題互動教材，內容由 AI 協助產出。建立結構解析＋實際編譯執行＋10 萬次壓測的驗證流程，攔下 445 處靜默錯誤與 12.63% 出題器異常率，修正後全部歸零。</w:t>
       </w:r>
     </w:p>
     <w:p>
       <w:pPr>
         <w:spacing w:after="140" w:line="276"/>
       </w:pPr>
-      <w:hyperlink w:history="1" r:id="rIdde6cxifsg8xafihledfx0">
+      <w:hyperlink w:history="1" r:id="rIdc0hjhycwxwjalyivo506l">
         <w:r>
           <w:rPr>
             <w:color w:val="0F766E"/>
@@ -868,70 +841,8 @@
           <w:sz w:val="20"/>
           <w:szCs w:val="20"/>
         </w:rPr>
-        <w:t xml:space="preserve">以物聯網打造的溫度監控與即時警報門禁系統：高精度感測器持續監測環境溫度，由微控制器判斷是否超出安全閾值，異常時自動以無線模組推播警報並將數據上傳雲端，支援遠端監控。榮獲 2022 高雄發明展金牌，並累積專利申請與公開展示的完整經驗。</w:t>
-      </w:r>
-    </w:p>
-    <w:p>
-      <w:pPr>
-        <w:spacing w:after="40" w:before="60"/>
-      </w:pPr>
-      <w:r>
-        <w:rPr>
-          <w:b/>
-          <w:bCs/>
-          <w:i w:val="false"/>
-          <w:iCs w:val="false"/>
-          <w:color w:val="0F172A"/>
-          <w:sz w:val="20"/>
-          <w:szCs w:val="20"/>
-        </w:rPr>
-        <w:t xml:space="preserve">本作品集網站</w:t>
-      </w:r>
-      <w:r>
-        <w:rPr>
-          <w:b/>
-          <w:bCs/>
-          <w:i w:val="false"/>
-          <w:iCs w:val="false"/>
-          <w:color w:val="0F766E"/>
-          <w:sz w:val="20"/>
-          <w:szCs w:val="20"/>
-        </w:rPr>
-        <w:t xml:space="preserve">　AI 輔助開發</w:t>
-      </w:r>
-    </w:p>
-    <w:p>
-      <w:pPr>
-        <w:spacing w:after="40" w:line="276"/>
-      </w:pPr>
-      <w:r>
-        <w:rPr>
-          <w:b w:val="false"/>
-          <w:bCs w:val="false"/>
-          <w:i w:val="false"/>
-          <w:iCs w:val="false"/>
-          <w:color w:val="1E293B"/>
-          <w:sz w:val="20"/>
-          <w:szCs w:val="20"/>
-        </w:rPr>
-        <w:t xml:space="preserve">版面結構、RWD、SEO 與結構化資料皆親手規劃，並善用 Claude 等 AI 工具加速迭代與部署——展現把工程基礎與 AI 效率結合的開發方式。</w:t>
-      </w:r>
-    </w:p>
-    <w:p>
-      <w:pPr>
-        <w:spacing w:after="100" w:line="276"/>
-      </w:pPr>
-      <w:hyperlink w:history="1" r:id="rIdiagghryvm7iskvoduq38u">
-        <w:r>
-          <w:rPr>
-            <w:color w:val="0F766E"/>
-            <w:sz w:val="20"/>
-            <w:szCs w:val="20"/>
-            <w:u w:val="single"/>
-          </w:rPr>
-          <w:t xml:space="preserve">kensong0518.github.io/person-blog-master</w:t>
-        </w:r>
-      </w:hyperlink>
+        <w:t xml:space="preserve">感測器即時監測溫度，異常時無線推播警報並上雲端，支援遠端監控。完整走過軟硬整合到雲端回傳的鏈路。</w:t>
+      </w:r>
     </w:p>
     <w:p>
       <w:pPr>
@@ -1006,7 +917,7 @@
           <w:sz w:val="20"/>
           <w:szCs w:val="20"/>
         </w:rPr>
-        <w:t xml:space="preserve">資訊科技老師（資訊教育機構，2026/03–2026/09），負責把技術概念拆解、教會非本科背景的學生。</w:t>
+        <w:t xml:space="preserve">資訊科技老師（資訊教育機構，2026/03–2026/09）</w:t>
       </w:r>
     </w:p>
     <w:p>
@@ -1023,19 +934,19 @@
           <w:sz w:val="20"/>
           <w:szCs w:val="20"/>
         </w:rPr>
-        <w:t xml:space="preserve">AI 應用實作　</w:t>
-      </w:r>
-      <w:r>
-        <w:rPr>
-          <w:b w:val="false"/>
-          <w:bCs w:val="false"/>
-          <w:i w:val="false"/>
-          <w:iCs w:val="false"/>
-          <w:color w:val="1E293B"/>
-          <w:sz w:val="20"/>
-          <w:szCs w:val="20"/>
-        </w:rPr>
-        <w:t xml:space="preserve">把 LLM 接進四類實際場景：教學內容自動化、文件轉結構化資料、網站內容生成、開發流程工具；並替 AI 產出建規則式品質閘門，用實際編譯執行與壓力測試驗過才交付。</w:t>
+        <w:t xml:space="preserve">學歷　</w:t>
+      </w:r>
+      <w:r>
+        <w:rPr>
+          <w:b w:val="false"/>
+          <w:bCs w:val="false"/>
+          <w:i w:val="false"/>
+          <w:iCs w:val="false"/>
+          <w:color w:val="1E293B"/>
+          <w:sz w:val="20"/>
+          <w:szCs w:val="20"/>
+        </w:rPr>
+        <w:t xml:space="preserve">亞東科技大學 電子工程系（2019/09–2024/01）</w:t>
       </w:r>
     </w:p>
     <w:p>
@@ -1052,6 +963,35 @@
           <w:sz w:val="20"/>
           <w:szCs w:val="20"/>
         </w:rPr>
+        <w:t xml:space="preserve">進修　</w:t>
+      </w:r>
+      <w:r>
+        <w:rPr>
+          <w:b w:val="false"/>
+          <w:bCs w:val="false"/>
+          <w:i w:val="false"/>
+          <w:iCs w:val="false"/>
+          <w:color w:val="1E293B"/>
+          <w:sz w:val="20"/>
+          <w:szCs w:val="20"/>
+        </w:rPr>
+        <w:t xml:space="preserve">台大資訊系統訓練班（Java／Python／SQL／網頁設計）；TibaMe Java JDBC 與雲端服務開發課程。</w:t>
+      </w:r>
+    </w:p>
+    <w:p>
+      <w:pPr>
+        <w:spacing w:after="80" w:line="276"/>
+      </w:pPr>
+      <w:r>
+        <w:rPr>
+          <w:b/>
+          <w:bCs/>
+          <w:i w:val="false"/>
+          <w:iCs w:val="false"/>
+          <w:color w:val="0F766E"/>
+          <w:sz w:val="20"/>
+          <w:szCs w:val="20"/>
+        </w:rPr>
         <w:t xml:space="preserve">補強中　</w:t>
       </w:r>
       <w:r>
@@ -1064,7 +1004,7 @@
           <w:sz w:val="20"/>
           <w:szCs w:val="20"/>
         </w:rPr>
-        <w:t xml:space="preserve">RAG 檢索架構、MCP、Docker 地端部署、向量資料庫。這些尚未 ship，分開列。</w:t>
+        <w:t xml:space="preserve">RAG 檢索架構、MCP、Docker 地端部署、向量資料庫（尚未 ship，分開列）。</w:t>
       </w:r>
     </w:p>
     <w:p>
@@ -1081,93 +1021,6 @@
           <w:sz w:val="20"/>
           <w:szCs w:val="20"/>
         </w:rPr>
-        <w:t xml:space="preserve">學歷　</w:t>
-      </w:r>
-      <w:r>
-        <w:rPr>
-          <w:b w:val="false"/>
-          <w:bCs w:val="false"/>
-          <w:i w:val="false"/>
-          <w:iCs w:val="false"/>
-          <w:color w:val="1E293B"/>
-          <w:sz w:val="20"/>
-          <w:szCs w:val="20"/>
-        </w:rPr>
-        <w:t xml:space="preserve">亞東科技大學 電子工程系（2019/09–2024/01）</w:t>
-      </w:r>
-    </w:p>
-    <w:p>
-      <w:pPr>
-        <w:spacing w:after="80" w:line="276"/>
-      </w:pPr>
-      <w:r>
-        <w:rPr>
-          <w:b/>
-          <w:bCs/>
-          <w:i w:val="false"/>
-          <w:iCs w:val="false"/>
-          <w:color w:val="0F766E"/>
-          <w:sz w:val="20"/>
-          <w:szCs w:val="20"/>
-        </w:rPr>
-        <w:t xml:space="preserve">培訓進修　</w:t>
-      </w:r>
-      <w:r>
-        <w:rPr>
-          <w:b w:val="false"/>
-          <w:bCs w:val="false"/>
-          <w:i w:val="false"/>
-          <w:iCs w:val="false"/>
-          <w:color w:val="1E293B"/>
-          <w:sz w:val="20"/>
-          <w:szCs w:val="20"/>
-        </w:rPr>
-        <w:t xml:space="preserve">國立臺灣大學推廣教育資訊系統訓練班；緯育 TibaMe「Java JDBC 開發實作班」「Java 雲端服務開發技術養成班」。</w:t>
-      </w:r>
-    </w:p>
-    <w:p>
-      <w:pPr>
-        <w:spacing w:after="80" w:line="276"/>
-      </w:pPr>
-      <w:r>
-        <w:rPr>
-          <w:b/>
-          <w:bCs/>
-          <w:i w:val="false"/>
-          <w:iCs w:val="false"/>
-          <w:color w:val="0F766E"/>
-          <w:sz w:val="20"/>
-          <w:szCs w:val="20"/>
-        </w:rPr>
-        <w:t xml:space="preserve">自學擴充　</w:t>
-      </w:r>
-      <w:r>
-        <w:rPr>
-          <w:b w:val="false"/>
-          <w:bCs w:val="false"/>
-          <w:i w:val="false"/>
-          <w:iCs w:val="false"/>
-          <w:color w:val="1E293B"/>
-          <w:sz w:val="20"/>
-          <w:szCs w:val="20"/>
-        </w:rPr>
-        <w:t xml:space="preserve">透過 Hahow、Bilibili 等資源自學 Spring Boot、Vue、MyBatis、Spring MVC、Swagger、JavaWeb。</w:t>
-      </w:r>
-    </w:p>
-    <w:p>
-      <w:pPr>
-        <w:spacing w:after="80" w:line="276"/>
-      </w:pPr>
-      <w:r>
-        <w:rPr>
-          <w:b/>
-          <w:bCs/>
-          <w:i w:val="false"/>
-          <w:iCs w:val="false"/>
-          <w:color w:val="0F766E"/>
-          <w:sz w:val="20"/>
-          <w:szCs w:val="20"/>
-        </w:rPr>
         <w:t xml:space="preserve">獲獎 / 專利　</w:t>
       </w:r>
       <w:r>
@@ -1181,41 +1034,6 @@
           <w:szCs w:val="20"/>
         </w:rPr>
         <w:t xml:space="preserve">2022 高雄發明展金牌（IoT 智能門禁專題），並累積專利申請經驗。</w:t>
-      </w:r>
-    </w:p>
-    <w:p>
-      <w:pPr>
-        <w:pBdr>
-          <w:bottom w:val="single" w:color="0F766E" w:sz="8" w:space="2"/>
-        </w:pBdr>
-        <w:spacing w:after="60" w:before="280"/>
-      </w:pPr>
-      <w:r>
-        <w:rPr>
-          <w:b/>
-          <w:bCs/>
-          <w:color w:val="0F172A"/>
-          <w:sz w:val="24"/>
-          <w:szCs w:val="24"/>
-        </w:rPr>
-        <w:t xml:space="preserve">進修課程（台大資訊系統訓練班 結業）</w:t>
-      </w:r>
-    </w:p>
-    <w:p>
-      <w:pPr>
-        <w:spacing w:after="100" w:line="276"/>
-      </w:pPr>
-      <w:r>
-        <w:rPr>
-          <w:b w:val="false"/>
-          <w:bCs w:val="false"/>
-          <w:i w:val="false"/>
-          <w:iCs w:val="false"/>
-          <w:color w:val="1E293B"/>
-          <w:sz w:val="20"/>
-          <w:szCs w:val="20"/>
-        </w:rPr>
-        <w:t xml:space="preserve">Java 基礎與進階程式設計、Python 程式設計、SQL 資料分析、HTML5／CSS3／jQuery／Bootstrap 網頁設計、React Native 開發入門。</w:t>
       </w:r>
     </w:p>
     <w:sectPr>

--- a/Ken-Song-Resume.docx
+++ b/Ken-Song-Resume.docx
@@ -60,7 +60,7 @@
         </w:rPr>
         <w:t xml:space="preserve">Email：</w:t>
       </w:r>
-      <w:hyperlink w:history="1" r:id="rIdhaatubefntpmfdrlhe_94">
+      <w:hyperlink w:history="1" r:id="rId0ft1j-kce_vu_k1kyov-3">
         <w:r>
           <w:rPr>
             <w:color w:val="0F766E"/>
@@ -88,7 +88,7 @@
       <w:pPr>
         <w:spacing w:after="40"/>
       </w:pPr>
-      <w:hyperlink w:history="1" r:id="rIdfr1bgl6mau7zbty9_9wzz">
+      <w:hyperlink w:history="1" r:id="rIduqlc8ovxldh4lphz__jw2">
         <w:r>
           <w:rPr>
             <w:color w:val="0F766E"/>
@@ -111,7 +111,7 @@
         </w:rPr>
         <w:t xml:space="preserve">　|　</w:t>
       </w:r>
-      <w:hyperlink w:history="1" r:id="rIdewuvfvohji9zkvhua8vor">
+      <w:hyperlink w:history="1" r:id="rIdrumolxvt27r1h6vhmng3i">
         <w:r>
           <w:rPr>
             <w:color w:val="0F766E"/>
@@ -134,7 +134,7 @@
         </w:rPr>
         <w:t xml:space="preserve">　|　</w:t>
       </w:r>
-      <w:hyperlink w:history="1" r:id="rId6xoyt56nxwsxvensa9tjb">
+      <w:hyperlink w:history="1" r:id="rId7nwczjxjpoed3ewtry-k3">
         <w:r>
           <w:rPr>
             <w:color w:val="0F766E"/>
@@ -157,7 +157,7 @@
         </w:rPr>
         <w:t xml:space="preserve">　|　</w:t>
       </w:r>
-      <w:hyperlink w:history="1" r:id="rId6gesv41wnkihqdyvoewo1">
+      <w:hyperlink w:history="1" r:id="rIdl2bxp4stoinjnncmwko3e">
         <w:r>
           <w:rPr>
             <w:color w:val="0F766E"/>
@@ -180,7 +180,7 @@
         </w:rPr>
         <w:t xml:space="preserve">　|　</w:t>
       </w:r>
-      <w:hyperlink w:history="1" r:id="rIdktrfvf6auzuat5bbmiwmi">
+      <w:hyperlink w:history="1" r:id="rIdegg0xlvoulf3siarndwlz">
         <w:r>
           <w:rPr>
             <w:color w:val="0F766E"/>
@@ -572,7 +572,7 @@
           <w:sz w:val="20"/>
           <w:szCs w:val="20"/>
         </w:rPr>
-        <w:t xml:space="preserve">Java / Spring Boot 3、Python、RESTful API 設計、JWT 驗證、MySQL 8（schema 設計、查詢優化）、Git</w:t>
+        <w:t xml:space="preserve">Java / Spring Boot 3、Python、RESTful API 設計、JWT 驗證、MySQL 8（schema 設計、查詢優化）、資料庫設計、Git</w:t>
       </w:r>
     </w:p>
     <w:p>
@@ -701,7 +701,7 @@
       <w:pPr>
         <w:spacing w:after="140" w:line="276"/>
       </w:pPr>
-      <w:hyperlink w:history="1" r:id="rId9a_kl0roozzohftlrakim">
+      <w:hyperlink w:history="1" r:id="rId8m0batxnmvqcront27e-f">
         <w:r>
           <w:rPr>
             <w:color w:val="0F766E"/>
@@ -724,7 +724,7 @@
         </w:rPr>
         <w:t xml:space="preserve">　/　</w:t>
       </w:r>
-      <w:hyperlink w:history="1" r:id="rIdf-99gqgz1ztmgmuxe-rpn">
+      <w:hyperlink w:history="1" r:id="rIdwsud_fu4asrspxf6jot4e">
         <w:r>
           <w:rPr>
             <w:color w:val="0F766E"/>
@@ -786,7 +786,7 @@
       <w:pPr>
         <w:spacing w:after="140" w:line="276"/>
       </w:pPr>
-      <w:hyperlink w:history="1" r:id="rIdc0hjhycwxwjalyivo506l">
+      <w:hyperlink w:history="1" r:id="rIdylcsosd5tgk_11f9ndxro">
         <w:r>
           <w:rPr>
             <w:color w:val="0F766E"/>

--- a/Ken-Song-Resume.docx
+++ b/Ken-Song-Resume.docx
@@ -60,7 +60,7 @@
         </w:rPr>
         <w:t xml:space="preserve">Email：</w:t>
       </w:r>
-      <w:hyperlink w:history="1" r:id="rId0ft1j-kce_vu_k1kyov-3">
+      <w:hyperlink w:history="1" r:id="rIde0i7yk3h0aixyas7kul9p">
         <w:r>
           <w:rPr>
             <w:color w:val="0F766E"/>
@@ -88,7 +88,7 @@
       <w:pPr>
         <w:spacing w:after="40"/>
       </w:pPr>
-      <w:hyperlink w:history="1" r:id="rIduqlc8ovxldh4lphz__jw2">
+      <w:hyperlink w:history="1" r:id="rIdbmoeueiqmznm1j8s4b2ui">
         <w:r>
           <w:rPr>
             <w:color w:val="0F766E"/>
@@ -111,7 +111,7 @@
         </w:rPr>
         <w:t xml:space="preserve">　|　</w:t>
       </w:r>
-      <w:hyperlink w:history="1" r:id="rIdrumolxvt27r1h6vhmng3i">
+      <w:hyperlink w:history="1" r:id="rId3wfsrbfc_jmotdmctoa3w">
         <w:r>
           <w:rPr>
             <w:color w:val="0F766E"/>
@@ -134,7 +134,7 @@
         </w:rPr>
         <w:t xml:space="preserve">　|　</w:t>
       </w:r>
-      <w:hyperlink w:history="1" r:id="rId7nwczjxjpoed3ewtry-k3">
+      <w:hyperlink w:history="1" r:id="rIdkxyco4a4rctpqjrtbc5_j">
         <w:r>
           <w:rPr>
             <w:color w:val="0F766E"/>
@@ -157,7 +157,7 @@
         </w:rPr>
         <w:t xml:space="preserve">　|　</w:t>
       </w:r>
-      <w:hyperlink w:history="1" r:id="rIdl2bxp4stoinjnncmwko3e">
+      <w:hyperlink w:history="1" r:id="rId2tbij3-fxqsbxkcfhxtcz">
         <w:r>
           <w:rPr>
             <w:color w:val="0F766E"/>
@@ -180,7 +180,7 @@
         </w:rPr>
         <w:t xml:space="preserve">　|　</w:t>
       </w:r>
-      <w:hyperlink w:history="1" r:id="rIdegg0xlvoulf3siarndwlz">
+      <w:hyperlink w:history="1" r:id="rId4bjdzvb2cq3x2xtirxgt_">
         <w:r>
           <w:rPr>
             <w:color w:val="0F766E"/>
@@ -280,7 +280,19 @@
           <w:sz w:val="20"/>
           <w:szCs w:val="20"/>
         </w:rPr>
-        <w:t xml:space="preserve"> 壓到 0；獨立完成 Java／Spring Boot 3＋Vue 3 全端專案 Voyago。目前已離職，可立即上班。</w:t>
+        <w:t xml:space="preserve"> 壓到 0；獨立完成 Java／Spring Boot 3＋Vue 3 全端專案 Voyago，資料庫、後端、前端一人包辦。已離職，可立即上班，</w:t>
+      </w:r>
+      <w:r>
+        <w:rPr>
+          <w:b/>
+          <w:bCs/>
+          <w:i w:val="false"/>
+          <w:iCs w:val="false"/>
+          <w:color w:val="1E293B"/>
+          <w:sz w:val="20"/>
+          <w:szCs w:val="20"/>
+        </w:rPr>
+        <w:t xml:space="preserve">歡迎約時間聊聊、當場展示 Demo。</w:t>
       </w:r>
     </w:p>
     <w:p>
@@ -333,36 +345,123 @@
           <w:sz w:val="24"/>
           <w:szCs w:val="24"/>
         </w:rPr>
-        <w:t xml:space="preserve">自我推薦</w:t>
-      </w:r>
-    </w:p>
-    <w:p>
-      <w:pPr>
-        <w:spacing w:after="100" w:line="276"/>
-      </w:pPr>
-      <w:r>
-        <w:rPr>
-          <w:b w:val="false"/>
-          <w:bCs w:val="false"/>
-          <w:i w:val="false"/>
-          <w:iCs w:val="false"/>
-          <w:color w:val="1E293B"/>
-          <w:sz w:val="20"/>
-          <w:szCs w:val="20"/>
-        </w:rPr>
-        <w:t xml:space="preserve">我讓 AI 的輸出可被驗證，而不是看起來對就好——定義可檢查條件、實際編譯執行、結構解析、壓力測試，不合格就攔下來。工程底子扎實：Voyago 預訂平台資料庫、後端、前端一人包辦；IoT 專題走完整軟硬整合鏈路。</w:t>
-      </w:r>
-      <w:r>
-        <w:rPr>
-          <w:b/>
-          <w:bCs/>
-          <w:i w:val="false"/>
-          <w:iCs w:val="false"/>
-          <w:color w:val="1E293B"/>
-          <w:sz w:val="20"/>
-          <w:szCs w:val="20"/>
-        </w:rPr>
-        <w:t xml:space="preserve">歡迎直接約時間聊聊，我可以當場展示 Demo。</w:t>
+        <w:t xml:space="preserve">核心優勢</w:t>
+      </w:r>
+    </w:p>
+    <w:p>
+      <w:pPr>
+        <w:spacing w:after="80" w:line="276"/>
+      </w:pPr>
+      <w:r>
+        <w:rPr>
+          <w:b/>
+          <w:bCs/>
+          <w:i w:val="false"/>
+          <w:iCs w:val="false"/>
+          <w:color w:val="0F766E"/>
+          <w:sz w:val="20"/>
+          <w:szCs w:val="20"/>
+        </w:rPr>
+        <w:t xml:space="preserve">AI 應用　</w:t>
+      </w:r>
+      <w:r>
+        <w:rPr>
+          <w:b w:val="false"/>
+          <w:bCs w:val="false"/>
+          <w:i w:val="false"/>
+          <w:iCs w:val="false"/>
+          <w:color w:val="1E293B"/>
+          <w:sz w:val="20"/>
+          <w:szCs w:val="20"/>
+        </w:rPr>
+        <w:t xml:space="preserve">LLM API 串接（Anthropic／OpenAI），用在教學內容自動化、文件結構化、網站生成與開發流程工具四類場景。</w:t>
+      </w:r>
+    </w:p>
+    <w:p>
+      <w:pPr>
+        <w:spacing w:after="80" w:line="276"/>
+      </w:pPr>
+      <w:r>
+        <w:rPr>
+          <w:b/>
+          <w:bCs/>
+          <w:i w:val="false"/>
+          <w:iCs w:val="false"/>
+          <w:color w:val="0F766E"/>
+          <w:sz w:val="20"/>
+          <w:szCs w:val="20"/>
+        </w:rPr>
+        <w:t xml:space="preserve">品質閘門　</w:t>
+      </w:r>
+      <w:r>
+        <w:rPr>
+          <w:b w:val="false"/>
+          <w:bCs w:val="false"/>
+          <w:i w:val="false"/>
+          <w:iCs w:val="false"/>
+          <w:color w:val="1E293B"/>
+          <w:sz w:val="20"/>
+          <w:szCs w:val="20"/>
+        </w:rPr>
+        <w:t xml:space="preserve">結構解析＋實際編譯執行＋10 萬次壓測的三層驗證流程，不合格就攔下來，修正後全數歸零。</w:t>
+      </w:r>
+    </w:p>
+    <w:p>
+      <w:pPr>
+        <w:spacing w:after="80" w:line="276"/>
+      </w:pPr>
+      <w:r>
+        <w:rPr>
+          <w:b/>
+          <w:bCs/>
+          <w:i w:val="false"/>
+          <w:iCs w:val="false"/>
+          <w:color w:val="0F766E"/>
+          <w:sz w:val="20"/>
+          <w:szCs w:val="20"/>
+        </w:rPr>
+        <w:t xml:space="preserve">全棧能力　</w:t>
+      </w:r>
+      <w:r>
+        <w:rPr>
+          <w:b w:val="false"/>
+          <w:bCs w:val="false"/>
+          <w:i w:val="false"/>
+          <w:iCs w:val="false"/>
+          <w:color w:val="1E293B"/>
+          <w:sz w:val="20"/>
+          <w:szCs w:val="20"/>
+        </w:rPr>
+        <w:t xml:space="preserve">Voyago 預訂平台一人完成，含 JWT 驗證、登入限流、快取、N+1 優化、單元測試接 CI。</w:t>
+      </w:r>
+    </w:p>
+    <w:p>
+      <w:pPr>
+        <w:spacing w:after="80" w:line="276"/>
+      </w:pPr>
+      <w:r>
+        <w:rPr>
+          <w:b/>
+          <w:bCs/>
+          <w:i w:val="false"/>
+          <w:iCs w:val="false"/>
+          <w:color w:val="0F766E"/>
+          <w:sz w:val="20"/>
+          <w:szCs w:val="20"/>
+        </w:rPr>
+        <w:t xml:space="preserve">溝通表達　</w:t>
+      </w:r>
+      <w:r>
+        <w:rPr>
+          <w:b w:val="false"/>
+          <w:bCs w:val="false"/>
+          <w:i w:val="false"/>
+          <w:iCs w:val="false"/>
+          <w:color w:val="1E293B"/>
+          <w:sz w:val="20"/>
+          <w:szCs w:val="20"/>
+        </w:rPr>
+        <w:t xml:space="preserve">曾任資訊科技老師，擅長把複雜技術講給非技術背景的人聽懂。</w:t>
       </w:r>
     </w:p>
     <w:p>
@@ -380,7 +479,7 @@
           <w:sz w:val="24"/>
           <w:szCs w:val="24"/>
         </w:rPr>
-        <w:t xml:space="preserve">核心優勢</w:t>
+        <w:t xml:space="preserve">技術技能</w:t>
       </w:r>
     </w:p>
     <w:p>
@@ -409,7 +508,7 @@
           <w:sz w:val="20"/>
           <w:szCs w:val="20"/>
         </w:rPr>
-        <w:t xml:space="preserve">LLM API 串接（Anthropic／OpenAI），用在教學內容自動化、文件結構化、網站生成與開發流程工具四類場景。</w:t>
+        <w:t xml:space="preserve">LLM API 串接（Anthropic / OpenAI）、Prompt 設計與輸出驗證、規則式品質閘門、結構化資料抽取、Agent 開發工具日常使用（Claude Code、Cowork）</w:t>
       </w:r>
     </w:p>
     <w:p>
@@ -426,19 +525,19 @@
           <w:sz w:val="20"/>
           <w:szCs w:val="20"/>
         </w:rPr>
-        <w:t xml:space="preserve">品質閘門　</w:t>
-      </w:r>
-      <w:r>
-        <w:rPr>
-          <w:b w:val="false"/>
-          <w:bCs w:val="false"/>
-          <w:i w:val="false"/>
-          <w:iCs w:val="false"/>
-          <w:color w:val="1E293B"/>
-          <w:sz w:val="20"/>
-          <w:szCs w:val="20"/>
-        </w:rPr>
-        <w:t xml:space="preserve">結構解析＋實際編譯執行＋10 萬次壓測，攔下 445 處靜默錯誤與 12.63% 異常率，修正後全數歸零。</w:t>
+        <w:t xml:space="preserve">後端　</w:t>
+      </w:r>
+      <w:r>
+        <w:rPr>
+          <w:b w:val="false"/>
+          <w:bCs w:val="false"/>
+          <w:i w:val="false"/>
+          <w:iCs w:val="false"/>
+          <w:color w:val="1E293B"/>
+          <w:sz w:val="20"/>
+          <w:szCs w:val="20"/>
+        </w:rPr>
+        <w:t xml:space="preserve">Java / Spring Boot 3、Python、RESTful API 設計、JWT 驗證、MySQL 8（schema 設計、查詢優化）、資料庫設計、Git</w:t>
       </w:r>
     </w:p>
     <w:p>
@@ -455,19 +554,19 @@
           <w:sz w:val="20"/>
           <w:szCs w:val="20"/>
         </w:rPr>
-        <w:t xml:space="preserve">全棧能力　</w:t>
-      </w:r>
-      <w:r>
-        <w:rPr>
-          <w:b w:val="false"/>
-          <w:bCs w:val="false"/>
-          <w:i w:val="false"/>
-          <w:iCs w:val="false"/>
-          <w:color w:val="1E293B"/>
-          <w:sz w:val="20"/>
-          <w:szCs w:val="20"/>
-        </w:rPr>
-        <w:t xml:space="preserve">Voyago 預訂平台一人完成，含 JWT 驗證、登入限流、快取、N+1 優化、單元測試接 CI。</w:t>
+        <w:t xml:space="preserve">前端　</w:t>
+      </w:r>
+      <w:r>
+        <w:rPr>
+          <w:b w:val="false"/>
+          <w:bCs w:val="false"/>
+          <w:i w:val="false"/>
+          <w:iCs w:val="false"/>
+          <w:color w:val="1E293B"/>
+          <w:sz w:val="20"/>
+          <w:szCs w:val="20"/>
+        </w:rPr>
+        <w:t xml:space="preserve">Vue 3（Composition API）、JavaScript、HTML / CSS、響應式版面</w:t>
       </w:r>
     </w:p>
     <w:p>
@@ -484,19 +583,19 @@
           <w:sz w:val="20"/>
           <w:szCs w:val="20"/>
         </w:rPr>
-        <w:t xml:space="preserve">溝通表達　</w:t>
-      </w:r>
-      <w:r>
-        <w:rPr>
-          <w:b w:val="false"/>
-          <w:bCs w:val="false"/>
-          <w:i w:val="false"/>
-          <w:iCs w:val="false"/>
-          <w:color w:val="1E293B"/>
-          <w:sz w:val="20"/>
-          <w:szCs w:val="20"/>
-        </w:rPr>
-        <w:t xml:space="preserve">曾任資訊科技老師，擅長把複雜技術講給非技術背景的人聽懂。</w:t>
+        <w:t xml:space="preserve">學習中　</w:t>
+      </w:r>
+      <w:r>
+        <w:rPr>
+          <w:b w:val="false"/>
+          <w:bCs w:val="false"/>
+          <w:i w:val="false"/>
+          <w:iCs w:val="false"/>
+          <w:color w:val="1E293B"/>
+          <w:sz w:val="20"/>
+          <w:szCs w:val="20"/>
+        </w:rPr>
+        <w:t xml:space="preserve">RAG 檢索架構、MCP、Docker 地端部署、向量資料庫（尚未 ship，分開列）</w:t>
       </w:r>
     </w:p>
     <w:p>
@@ -514,154 +613,20 @@
           <w:sz w:val="24"/>
           <w:szCs w:val="24"/>
         </w:rPr>
-        <w:t xml:space="preserve">技術技能</w:t>
-      </w:r>
-    </w:p>
-    <w:p>
-      <w:pPr>
-        <w:spacing w:after="80" w:line="276"/>
-      </w:pPr>
-      <w:r>
-        <w:rPr>
-          <w:b/>
-          <w:bCs/>
-          <w:i w:val="false"/>
-          <w:iCs w:val="false"/>
-          <w:color w:val="0F766E"/>
-          <w:sz w:val="20"/>
-          <w:szCs w:val="20"/>
-        </w:rPr>
-        <w:t xml:space="preserve">AI 應用　</w:t>
-      </w:r>
-      <w:r>
-        <w:rPr>
-          <w:b w:val="false"/>
-          <w:bCs w:val="false"/>
-          <w:i w:val="false"/>
-          <w:iCs w:val="false"/>
-          <w:color w:val="1E293B"/>
-          <w:sz w:val="20"/>
-          <w:szCs w:val="20"/>
-        </w:rPr>
-        <w:t xml:space="preserve">LLM API 串接（Anthropic / OpenAI）、Prompt 設計與輸出驗證、規則式品質閘門、結構化資料抽取、Agent 開發工具日常使用（Claude Code、Cowork）</w:t>
-      </w:r>
-    </w:p>
-    <w:p>
-      <w:pPr>
-        <w:spacing w:after="80" w:line="276"/>
-      </w:pPr>
-      <w:r>
-        <w:rPr>
-          <w:b/>
-          <w:bCs/>
-          <w:i w:val="false"/>
-          <w:iCs w:val="false"/>
-          <w:color w:val="0F766E"/>
-          <w:sz w:val="20"/>
-          <w:szCs w:val="20"/>
-        </w:rPr>
-        <w:t xml:space="preserve">後端　</w:t>
-      </w:r>
-      <w:r>
-        <w:rPr>
-          <w:b w:val="false"/>
-          <w:bCs w:val="false"/>
-          <w:i w:val="false"/>
-          <w:iCs w:val="false"/>
-          <w:color w:val="1E293B"/>
-          <w:sz w:val="20"/>
-          <w:szCs w:val="20"/>
-        </w:rPr>
-        <w:t xml:space="preserve">Java / Spring Boot 3、Python、RESTful API 設計、JWT 驗證、MySQL 8（schema 設計、查詢優化）、資料庫設計、Git</w:t>
-      </w:r>
-    </w:p>
-    <w:p>
-      <w:pPr>
-        <w:spacing w:after="80" w:line="276"/>
-      </w:pPr>
-      <w:r>
-        <w:rPr>
-          <w:b/>
-          <w:bCs/>
-          <w:i w:val="false"/>
-          <w:iCs w:val="false"/>
-          <w:color w:val="0F766E"/>
-          <w:sz w:val="20"/>
-          <w:szCs w:val="20"/>
-        </w:rPr>
-        <w:t xml:space="preserve">前端　</w:t>
-      </w:r>
-      <w:r>
-        <w:rPr>
-          <w:b w:val="false"/>
-          <w:bCs w:val="false"/>
-          <w:i w:val="false"/>
-          <w:iCs w:val="false"/>
-          <w:color w:val="1E293B"/>
-          <w:sz w:val="20"/>
-          <w:szCs w:val="20"/>
-        </w:rPr>
-        <w:t xml:space="preserve">Vue 3（Composition API）、JavaScript、HTML / CSS、響應式版面</w:t>
-      </w:r>
-    </w:p>
-    <w:p>
-      <w:pPr>
-        <w:spacing w:after="80" w:line="276"/>
-      </w:pPr>
-      <w:r>
-        <w:rPr>
-          <w:b/>
-          <w:bCs/>
-          <w:i w:val="false"/>
-          <w:iCs w:val="false"/>
-          <w:color w:val="0F766E"/>
-          <w:sz w:val="20"/>
-          <w:szCs w:val="20"/>
-        </w:rPr>
-        <w:t xml:space="preserve">學習中　</w:t>
-      </w:r>
-      <w:r>
-        <w:rPr>
-          <w:b w:val="false"/>
-          <w:bCs w:val="false"/>
-          <w:i w:val="false"/>
-          <w:iCs w:val="false"/>
-          <w:color w:val="1E293B"/>
-          <w:sz w:val="20"/>
-          <w:szCs w:val="20"/>
-        </w:rPr>
-        <w:t xml:space="preserve">RAG 檢索架構、MCP、Docker 地端部署、向量資料庫（尚未 ship，分開列）</w:t>
-      </w:r>
-    </w:p>
-    <w:p>
-      <w:pPr>
-        <w:pBdr>
-          <w:bottom w:val="single" w:color="0F766E" w:sz="8" w:space="2"/>
-        </w:pBdr>
-        <w:spacing w:after="60" w:before="280"/>
-      </w:pPr>
-      <w:r>
-        <w:rPr>
-          <w:b/>
-          <w:bCs/>
+        <w:t xml:space="preserve">代表作品（可作為面試 Demo）</w:t>
+      </w:r>
+    </w:p>
+    <w:p>
+      <w:pPr>
+        <w:spacing w:after="40" w:before="60"/>
+      </w:pPr>
+      <w:r>
+        <w:rPr>
+          <w:b/>
+          <w:bCs/>
+          <w:i w:val="false"/>
+          <w:iCs w:val="false"/>
           <w:color w:val="0F172A"/>
-          <w:sz w:val="24"/>
-          <w:szCs w:val="24"/>
-        </w:rPr>
-        <w:t xml:space="preserve">代表作品（可作為面試 Demo）</w:t>
-      </w:r>
-    </w:p>
-    <w:p>
-      <w:pPr>
-        <w:spacing w:after="40" w:before="60"/>
-      </w:pPr>
-      <w:r>
-        <w:rPr>
-          <w:b/>
-          <w:bCs/>
-          <w:i w:val="false"/>
-          <w:iCs w:val="false"/>
-          <w:color w:val="0F172A"/>
           <w:sz w:val="20"/>
           <w:szCs w:val="20"/>
         </w:rPr>
@@ -701,7 +666,7 @@
       <w:pPr>
         <w:spacing w:after="140" w:line="276"/>
       </w:pPr>
-      <w:hyperlink w:history="1" r:id="rId8m0batxnmvqcront27e-f">
+      <w:hyperlink w:history="1" r:id="rIdwckzfjsgjdr4jhfh9hprk">
         <w:r>
           <w:rPr>
             <w:color w:val="0F766E"/>
@@ -724,7 +689,7 @@
         </w:rPr>
         <w:t xml:space="preserve">　/　</w:t>
       </w:r>
-      <w:hyperlink w:history="1" r:id="rIdwsud_fu4asrspxf6jot4e">
+      <w:hyperlink w:history="1" r:id="rIdppbr1hcpiwdm8jpbnrnje">
         <w:r>
           <w:rPr>
             <w:color w:val="0F766E"/>
@@ -786,7 +751,7 @@
       <w:pPr>
         <w:spacing w:after="140" w:line="276"/>
       </w:pPr>
-      <w:hyperlink w:history="1" r:id="rIdylcsosd5tgk_11f9ndxro">
+      <w:hyperlink w:history="1" r:id="rIdxzkdgtrr_76d4atybiysm">
         <w:r>
           <w:rPr>
             <w:color w:val="0F766E"/>
@@ -976,35 +941,6 @@
           <w:szCs w:val="20"/>
         </w:rPr>
         <w:t xml:space="preserve">台大資訊系統訓練班（Java／Python／SQL／網頁設計）；TibaMe Java JDBC 與雲端服務開發課程。</w:t>
-      </w:r>
-    </w:p>
-    <w:p>
-      <w:pPr>
-        <w:spacing w:after="80" w:line="276"/>
-      </w:pPr>
-      <w:r>
-        <w:rPr>
-          <w:b/>
-          <w:bCs/>
-          <w:i w:val="false"/>
-          <w:iCs w:val="false"/>
-          <w:color w:val="0F766E"/>
-          <w:sz w:val="20"/>
-          <w:szCs w:val="20"/>
-        </w:rPr>
-        <w:t xml:space="preserve">補強中　</w:t>
-      </w:r>
-      <w:r>
-        <w:rPr>
-          <w:b w:val="false"/>
-          <w:bCs w:val="false"/>
-          <w:i w:val="false"/>
-          <w:iCs w:val="false"/>
-          <w:color w:val="1E293B"/>
-          <w:sz w:val="20"/>
-          <w:szCs w:val="20"/>
-        </w:rPr>
-        <w:t xml:space="preserve">RAG 檢索架構、MCP、Docker 地端部署、向量資料庫（尚未 ship，分開列）。</w:t>
       </w:r>
     </w:p>
     <w:p>

--- a/Ken-Song-Resume.docx
+++ b/Ken-Song-Resume.docx
@@ -232,7 +232,7 @@
           <w:sz w:val="20"/>
           <w:szCs w:val="20"/>
         </w:rPr>
-        <w:t xml:space="preserve">AI 應用工程師。用結構解析、實際編譯與壓力測試替 AI 產出建品質閘門，把 </w:t>
+        <w:t xml:space="preserve">AI 應用工程師。用結構解析、實際編譯與壓力測試，為 AI 產出建立規則式品質閘門，把 </w:t>
       </w:r>
       <w:r>
         <w:rPr>
@@ -256,7 +256,7 @@
           <w:sz w:val="20"/>
           <w:szCs w:val="20"/>
         </w:rPr>
-        <w:t xml:space="preserve"> 與 </w:t>
+        <w:t xml:space="preserve">修正、</w:t>
       </w:r>
       <w:r>
         <w:rPr>
@@ -280,7 +280,7 @@
           <w:sz w:val="20"/>
           <w:szCs w:val="20"/>
         </w:rPr>
-        <w:t xml:space="preserve"> 壓到 0；獨立完成 Java／Spring Boot 3＋Vue 3 全端專案 Voyago，資料庫、後端、前端一人包辦。已離職，可立即上班，</w:t>
+        <w:t xml:space="preserve">降到 0；獨立完成 Java／Spring Boot 3＋Vue 3 全端專案 Voyago，資料庫、後端、前端一人包辦。已離職，可立即上班，</w:t>
       </w:r>
       <w:r>
         <w:rPr>
@@ -744,7 +744,7 @@
           <w:sz w:val="20"/>
           <w:szCs w:val="20"/>
         </w:rPr>
-        <w:t xml:space="preserve">自製 264 題互動教材，內容由 AI 協助產出。建立結構解析＋實際編譯執行＋10 萬次壓測的驗證流程，攔下 445 處靜默錯誤與 12.63% 出題器異常率，修正後全部歸零。</w:t>
+        <w:t xml:space="preserve">自製 264 題互動教材，內容由 AI 協助產出。建立結構解析＋實際編譯執行＋10 萬次壓測的驗證流程，揪出 445 處靜默錯誤、12.63% 的出題器異常率，修正後全部歸零。</w:t>
       </w:r>
     </w:p>
     <w:p>

--- a/Ken-Song-Resume.docx
+++ b/Ken-Song-Resume.docx
@@ -824,6 +824,104 @@
           <w:sz w:val="24"/>
           <w:szCs w:val="24"/>
         </w:rPr>
+        <w:t xml:space="preserve">工作經歷</w:t>
+      </w:r>
+    </w:p>
+    <w:p>
+      <w:pPr>
+        <w:spacing w:after="40" w:before="60"/>
+      </w:pPr>
+      <w:r>
+        <w:rPr>
+          <w:b/>
+          <w:bCs/>
+          <w:i w:val="false"/>
+          <w:iCs w:val="false"/>
+          <w:color w:val="0F172A"/>
+          <w:sz w:val="20"/>
+          <w:szCs w:val="20"/>
+        </w:rPr>
+        <w:t xml:space="preserve">資訊科技老師</w:t>
+      </w:r>
+      <w:r>
+        <w:rPr>
+          <w:b/>
+          <w:bCs/>
+          <w:i w:val="false"/>
+          <w:iCs w:val="false"/>
+          <w:color w:val="0F766E"/>
+          <w:sz w:val="20"/>
+          <w:szCs w:val="20"/>
+        </w:rPr>
+        <w:t xml:space="preserve">　資訊教育機構 · 2026/03–2026/09</w:t>
+      </w:r>
+    </w:p>
+    <w:p>
+      <w:pPr>
+        <w:spacing w:after="40" w:line="276"/>
+      </w:pPr>
+      <w:r>
+        <w:rPr>
+          <w:b w:val="false"/>
+          <w:bCs w:val="false"/>
+          <w:i w:val="false"/>
+          <w:iCs w:val="false"/>
+          <w:color w:val="1E293B"/>
+          <w:sz w:val="20"/>
+          <w:szCs w:val="20"/>
+        </w:rPr>
+        <w:t xml:space="preserve">• 教授資訊科技／程式設計課程，負責課程規劃、教材設計與課堂授課。</w:t>
+      </w:r>
+    </w:p>
+    <w:p>
+      <w:pPr>
+        <w:spacing w:after="40" w:line="276"/>
+      </w:pPr>
+      <w:r>
+        <w:rPr>
+          <w:b w:val="false"/>
+          <w:bCs w:val="false"/>
+          <w:i w:val="false"/>
+          <w:iCs w:val="false"/>
+          <w:color w:val="1E293B"/>
+          <w:sz w:val="20"/>
+          <w:szCs w:val="20"/>
+        </w:rPr>
+        <w:t xml:space="preserve">• 自製一整套互動式程式教學平台（264 題）供課堂使用，並建立 AI 產出教材的品質驗證流程（詳見上方代表作品）。</w:t>
+      </w:r>
+    </w:p>
+    <w:p>
+      <w:pPr>
+        <w:spacing w:after="140" w:line="276"/>
+      </w:pPr>
+      <w:r>
+        <w:rPr>
+          <w:b w:val="false"/>
+          <w:bCs w:val="false"/>
+          <w:i w:val="false"/>
+          <w:iCs w:val="false"/>
+          <w:color w:val="1E293B"/>
+          <w:sz w:val="20"/>
+          <w:szCs w:val="20"/>
+        </w:rPr>
+        <w:t xml:space="preserve">• 將複雜技術概念拆解為學生聽得懂的說法，並以實作確認學習成效。</w:t>
+      </w:r>
+    </w:p>
+    <w:p>
+      <w:pPr>
+        <w:pBdr>
+          <w:bottom w:val="single" w:color="0F766E" w:sz="8" w:space="2"/>
+        </w:pBdr>
+        <w:spacing w:after="60" w:before="280"/>
+      </w:pPr>
+      <w:r>
+        <w:rPr>
+          <w:b/>
+          <w:bCs/>
+          <w:color w:val="0F172A"/>
+          <w:sz w:val="24"/>
+          <w:szCs w:val="24"/>
+        </w:rPr>
         <w:t xml:space="preserve">學習與經歷</w:t>
       </w:r>
     </w:p>
@@ -854,35 +952,6 @@
           <w:szCs w:val="20"/>
         </w:rPr>
         <w:t xml:space="preserve">已離職，可立即上班。</w:t>
-      </w:r>
-    </w:p>
-    <w:p>
-      <w:pPr>
-        <w:spacing w:after="80" w:line="276"/>
-      </w:pPr>
-      <w:r>
-        <w:rPr>
-          <w:b/>
-          <w:bCs/>
-          <w:i w:val="false"/>
-          <w:iCs w:val="false"/>
-          <w:color w:val="0F766E"/>
-          <w:sz w:val="20"/>
-          <w:szCs w:val="20"/>
-        </w:rPr>
-        <w:t xml:space="preserve">工作經歷　</w:t>
-      </w:r>
-      <w:r>
-        <w:rPr>
-          <w:b w:val="false"/>
-          <w:bCs w:val="false"/>
-          <w:i w:val="false"/>
-          <w:iCs w:val="false"/>
-          <w:color w:val="1E293B"/>
-          <w:sz w:val="20"/>
-          <w:szCs w:val="20"/>
-        </w:rPr>
-        <w:t xml:space="preserve">資訊科技老師（資訊教育機構，2026/03–2026/09）</w:t>
       </w:r>
     </w:p>
     <w:p>

--- a/Ken-Song-Resume.docx
+++ b/Ken-Song-Resume.docx
@@ -432,7 +432,7 @@
           <w:sz w:val="20"/>
           <w:szCs w:val="20"/>
         </w:rPr>
-        <w:t xml:space="preserve">Voyago 預訂平台一人完成，含 JWT 驗證、登入限流、快取、N+1 優化、單元測試接 CI。</w:t>
+        <w:t>Voyago 預訂平台一人完成，含 JWT 驗證、登入限流、快取、N+1 優化、WebSocket 即時通訊、非同步任務處理、單元測試＋整合測試接 CI。</w:t>
       </w:r>
     </w:p>
     <w:p>
@@ -537,7 +537,7 @@
           <w:sz w:val="20"/>
           <w:szCs w:val="20"/>
         </w:rPr>
-        <w:t xml:space="preserve">Java / Spring Boot 3、Python、RESTful API 設計、JWT 驗證、MySQL 8（schema 設計、查詢優化）、資料庫設計、Git</w:t>
+        <w:t>Java / Spring Boot 3、Python、RESTful API 設計、JWT 驗證、WebSocket / STOMP、非同步處理（@Async）、MySQL 8（schema 設計、查詢優化）、資料庫設計、整合測試（MockMvc）、Git</w:t>
       </w:r>
     </w:p>
     <w:p>
@@ -659,7 +659,7 @@
           <w:sz w:val="20"/>
           <w:szCs w:val="20"/>
         </w:rPr>
-        <w:t xml:space="preserve">資料庫、後端 API、前端畫面一人完成。JWT＋BCrypt、Google 登入驗證、登入限流、Caffeine 快取、N+1 優化、後端權限控管、單元測試接 CI。展示站為純前端示範模式，完整三層可本機一鍵啟動，面試時可當場跑。</w:t>
+        <w:t>資料庫、後端 API、前端畫面一人完成。JWT＋BCrypt、Google 登入驗證、登入限流、Caffeine 快取、N+1 優化、後端權限控管；再加上 WebSocket 即時客服聊天、付款後非同步 Email 通知、收藏功能真實後端化、STAFF 後台統計 API，單元測試＋Controller 整合測試接 CI。展示站為純前端示範模式，完整三層可本機一鍵啟動，面試時可當場跑。</w:t>
       </w:r>
     </w:p>
     <w:p>

--- a/Ken-Song-Resume.docx
+++ b/Ken-Song-Resume.docx
@@ -38,8 +38,8 @@
           <w:i w:val="false"/>
           <w:iCs w:val="false"/>
           <w:color w:val="475569"/>
-          <w:sz w:val="20"/>
-          <w:szCs w:val="20"/>
+          <w:sz w:val="19"/>
+          <w:szCs w:val="19"/>
         </w:rPr>
         <w:t xml:space="preserve">AI 應用工程師 · 全端開發</w:t>
       </w:r>
@@ -55,17 +55,17 @@
           <w:i w:val="false"/>
           <w:iCs w:val="false"/>
           <w:color w:val="1E293B"/>
-          <w:sz w:val="20"/>
-          <w:szCs w:val="20"/>
+          <w:sz w:val="19"/>
+          <w:szCs w:val="19"/>
         </w:rPr>
         <w:t xml:space="preserve">Email：</w:t>
       </w:r>
-      <w:hyperlink w:history="1" r:id="rIde0i7yk3h0aixyas7kul9p">
+      <w:hyperlink w:history="1" r:id="rId2gg1gblwgg5nf1ap1vkmn">
         <w:r>
           <w:rPr>
             <w:color w:val="0F766E"/>
-            <w:sz w:val="20"/>
-            <w:szCs w:val="20"/>
+            <w:sz w:val="19"/>
+            <w:szCs w:val="19"/>
             <w:u w:val="single"/>
           </w:rPr>
           <w:t xml:space="preserve">kensong0518@gmail.com</w:t>
@@ -78,8 +78,8 @@
           <w:i w:val="false"/>
           <w:iCs w:val="false"/>
           <w:color w:val="1E293B"/>
-          <w:sz w:val="20"/>
-          <w:szCs w:val="20"/>
+          <w:sz w:val="19"/>
+          <w:szCs w:val="19"/>
         </w:rPr>
         <w:t xml:space="preserve">　|　LINE：ken0989233036</w:t>
       </w:r>
@@ -88,12 +88,12 @@
       <w:pPr>
         <w:spacing w:after="40"/>
       </w:pPr>
-      <w:hyperlink w:history="1" r:id="rIdbmoeueiqmznm1j8s4b2ui">
+      <w:hyperlink w:history="1" r:id="rIdcvkm7xa7o8yoccuoir8ja">
         <w:r>
           <w:rPr>
             <w:color w:val="0F766E"/>
-            <w:sz w:val="20"/>
-            <w:szCs w:val="20"/>
+            <w:sz w:val="19"/>
+            <w:szCs w:val="19"/>
             <w:u w:val="single"/>
           </w:rPr>
           <w:t xml:space="preserve">作品集網站</w:t>
@@ -106,17 +106,17 @@
           <w:i w:val="false"/>
           <w:iCs w:val="false"/>
           <w:color w:val="1E293B"/>
-          <w:sz w:val="20"/>
-          <w:szCs w:val="20"/>
+          <w:sz w:val="19"/>
+          <w:szCs w:val="19"/>
         </w:rPr>
         <w:t xml:space="preserve">　|　</w:t>
       </w:r>
-      <w:hyperlink w:history="1" r:id="rId3wfsrbfc_jmotdmctoa3w">
+      <w:hyperlink w:history="1" r:id="rIdt5s25xy7invsu2d7ayko-">
         <w:r>
           <w:rPr>
             <w:color w:val="0F766E"/>
-            <w:sz w:val="20"/>
-            <w:szCs w:val="20"/>
+            <w:sz w:val="19"/>
+            <w:szCs w:val="19"/>
             <w:u w:val="single"/>
           </w:rPr>
           <w:t xml:space="preserve">線上履歷</w:t>
@@ -129,17 +129,17 @@
           <w:i w:val="false"/>
           <w:iCs w:val="false"/>
           <w:color w:val="1E293B"/>
-          <w:sz w:val="20"/>
-          <w:szCs w:val="20"/>
+          <w:sz w:val="19"/>
+          <w:szCs w:val="19"/>
         </w:rPr>
         <w:t xml:space="preserve">　|　</w:t>
       </w:r>
-      <w:hyperlink w:history="1" r:id="rIdkxyco4a4rctpqjrtbc5_j">
+      <w:hyperlink w:history="1" r:id="rIdxxtttv2io0mhoifsxmnxj">
         <w:r>
           <w:rPr>
             <w:color w:val="0F766E"/>
-            <w:sz w:val="20"/>
-            <w:szCs w:val="20"/>
+            <w:sz w:val="19"/>
+            <w:szCs w:val="19"/>
             <w:u w:val="single"/>
           </w:rPr>
           <w:t xml:space="preserve">GitHub</w:t>
@@ -152,17 +152,17 @@
           <w:i w:val="false"/>
           <w:iCs w:val="false"/>
           <w:color w:val="1E293B"/>
-          <w:sz w:val="20"/>
-          <w:szCs w:val="20"/>
+          <w:sz w:val="19"/>
+          <w:szCs w:val="19"/>
         </w:rPr>
         <w:t xml:space="preserve">　|　</w:t>
       </w:r>
-      <w:hyperlink w:history="1" r:id="rId2tbij3-fxqsbxkcfhxtcz">
+      <w:hyperlink w:history="1" r:id="rId777lu_vcrs9sqs2ccg1s5">
         <w:r>
           <w:rPr>
             <w:color w:val="0F766E"/>
-            <w:sz w:val="20"/>
-            <w:szCs w:val="20"/>
+            <w:sz w:val="19"/>
+            <w:szCs w:val="19"/>
             <w:u w:val="single"/>
           </w:rPr>
           <w:t xml:space="preserve">HackMD 技術筆記</w:t>
@@ -175,17 +175,17 @@
           <w:i w:val="false"/>
           <w:iCs w:val="false"/>
           <w:color w:val="1E293B"/>
-          <w:sz w:val="20"/>
-          <w:szCs w:val="20"/>
+          <w:sz w:val="19"/>
+          <w:szCs w:val="19"/>
         </w:rPr>
         <w:t xml:space="preserve">　|　</w:t>
       </w:r>
-      <w:hyperlink w:history="1" r:id="rId4bjdzvb2cq3x2xtirxgt_">
+      <w:hyperlink w:history="1" r:id="rIdgs7igezalxbk_tchpbx7k">
         <w:r>
           <w:rPr>
             <w:color w:val="0F766E"/>
-            <w:sz w:val="20"/>
-            <w:szCs w:val="20"/>
+            <w:sz w:val="19"/>
+            <w:szCs w:val="19"/>
             <w:u w:val="single"/>
           </w:rPr>
           <w:t xml:space="preserve">Voyago Live Demo</w:t>
@@ -202,10 +202,51 @@
     </w:p>
     <w:p>
       <w:pPr>
+        <w:spacing w:after="140" w:line="264"/>
+      </w:pPr>
+      <w:r>
+        <w:rPr>
+          <w:b w:val="false"/>
+          <w:bCs w:val="false"/>
+          <w:i w:val="false"/>
+          <w:iCs w:val="false"/>
+          <w:color w:val="1E293B"/>
+          <w:sz w:val="19"/>
+          <w:szCs w:val="19"/>
+        </w:rPr>
+        <w:t xml:space="preserve">AI 應用工程師。獨立開發全端訂房平台 Voyago（Java／Spring Boot 3＋Vue 3，資料庫、後端、前端一人完成）；也做過 AI 產出內容的品質驗證，靠程式碼實際編譯與壓力測試，抓出並修正 </w:t>
+      </w:r>
+      <w:r>
+        <w:rPr>
+          <w:b/>
+          <w:bCs/>
+          <w:i w:val="false"/>
+          <w:iCs w:val="false"/>
+          <w:color w:val="1E293B"/>
+          <w:sz w:val="19"/>
+          <w:szCs w:val="19"/>
+        </w:rPr>
+        <w:t xml:space="preserve">445 處錯誤</w:t>
+      </w:r>
+      <w:r>
+        <w:rPr>
+          <w:b w:val="false"/>
+          <w:bCs w:val="false"/>
+          <w:i w:val="false"/>
+          <w:iCs w:val="false"/>
+          <w:color w:val="1E293B"/>
+          <w:sz w:val="19"/>
+          <w:szCs w:val="19"/>
+        </w:rPr>
+        <w:t xml:space="preserve">。已離職，可立即上班。</w:t>
+      </w:r>
+    </w:p>
+    <w:p>
+      <w:pPr>
         <w:pBdr>
-          <w:bottom w:val="single" w:color="0F766E" w:sz="8" w:space="2"/>
+          <w:bottom w:val="single" w:color="CBD5E1" w:sz="6" w:space="2"/>
         </w:pBdr>
-        <w:spacing w:after="60" w:before="280"/>
+        <w:spacing w:after="60" w:before="220"/>
       </w:pPr>
       <w:r>
         <w:rPr>
@@ -215,92 +256,32 @@
           <w:sz w:val="24"/>
           <w:szCs w:val="24"/>
         </w:rPr>
-        <w:t xml:space="preserve">專業摘要</w:t>
-      </w:r>
-    </w:p>
-    <w:p>
-      <w:pPr>
-        <w:spacing w:after="100" w:line="276"/>
-      </w:pPr>
-      <w:r>
-        <w:rPr>
-          <w:b w:val="false"/>
-          <w:bCs w:val="false"/>
-          <w:i w:val="false"/>
-          <w:iCs w:val="false"/>
-          <w:color w:val="1E293B"/>
-          <w:sz w:val="20"/>
-          <w:szCs w:val="20"/>
-        </w:rPr>
-        <w:t xml:space="preserve">AI 應用工程師。用結構解析、實際編譯與壓力測試，為 AI 產出建立規則式品質閘門，把 </w:t>
-      </w:r>
-      <w:r>
-        <w:rPr>
-          <w:b/>
-          <w:bCs/>
-          <w:i w:val="false"/>
-          <w:iCs w:val="false"/>
-          <w:color w:val="1E293B"/>
-          <w:sz w:val="20"/>
-          <w:szCs w:val="20"/>
-        </w:rPr>
-        <w:t xml:space="preserve">445 處靜默錯誤</w:t>
-      </w:r>
-      <w:r>
-        <w:rPr>
-          <w:b w:val="false"/>
-          <w:bCs w:val="false"/>
-          <w:i w:val="false"/>
-          <w:iCs w:val="false"/>
-          <w:color w:val="1E293B"/>
-          <w:sz w:val="20"/>
-          <w:szCs w:val="20"/>
-        </w:rPr>
-        <w:t xml:space="preserve">修正、</w:t>
-      </w:r>
-      <w:r>
-        <w:rPr>
-          <w:b/>
-          <w:bCs/>
-          <w:i w:val="false"/>
-          <w:iCs w:val="false"/>
-          <w:color w:val="1E293B"/>
-          <w:sz w:val="20"/>
-          <w:szCs w:val="20"/>
-        </w:rPr>
-        <w:t xml:space="preserve">12.63% 出題器異常率</w:t>
-      </w:r>
-      <w:r>
-        <w:rPr>
-          <w:b w:val="false"/>
-          <w:bCs w:val="false"/>
-          <w:i w:val="false"/>
-          <w:iCs w:val="false"/>
-          <w:color w:val="1E293B"/>
-          <w:sz w:val="20"/>
-          <w:szCs w:val="20"/>
-        </w:rPr>
-        <w:t xml:space="preserve">降到 0；獨立完成 Java／Spring Boot 3＋Vue 3 全端專案 Voyago，資料庫、後端、前端一人包辦。已離職，可立即上班，</w:t>
-      </w:r>
-      <w:r>
-        <w:rPr>
-          <w:b/>
-          <w:bCs/>
-          <w:i w:val="false"/>
-          <w:iCs w:val="false"/>
-          <w:color w:val="1E293B"/>
-          <w:sz w:val="20"/>
-          <w:szCs w:val="20"/>
-        </w:rPr>
-        <w:t xml:space="preserve">歡迎約時間聊聊、當場展示 Demo。</w:t>
+        <w:t xml:space="preserve">應徵職務</w:t>
+      </w:r>
+    </w:p>
+    <w:p>
+      <w:pPr>
+        <w:spacing w:after="100" w:line="264"/>
+      </w:pPr>
+      <w:r>
+        <w:rPr>
+          <w:b w:val="false"/>
+          <w:bCs w:val="false"/>
+          <w:i w:val="false"/>
+          <w:iCs w:val="false"/>
+          <w:color w:val="1E293B"/>
+          <w:sz w:val="19"/>
+          <w:szCs w:val="19"/>
+        </w:rPr>
+        <w:t xml:space="preserve">AI Agent 工程師／LLM 應用工程師／全端工程師／後端工程師</w:t>
       </w:r>
     </w:p>
     <w:p>
       <w:pPr>
         <w:pBdr>
-          <w:bottom w:val="single" w:color="0F766E" w:sz="8" w:space="2"/>
+          <w:bottom w:val="single" w:color="CBD5E1" w:sz="6" w:space="2"/>
         </w:pBdr>
-        <w:spacing w:after="60" w:before="280"/>
+        <w:spacing w:after="60" w:before="220"/>
       </w:pPr>
       <w:r>
         <w:rPr>
@@ -310,32 +291,131 @@
           <w:sz w:val="24"/>
           <w:szCs w:val="24"/>
         </w:rPr>
-        <w:t xml:space="preserve">應徵職務</w:t>
-      </w:r>
-    </w:p>
-    <w:p>
-      <w:pPr>
-        <w:spacing w:after="100" w:line="276"/>
-      </w:pPr>
-      <w:r>
-        <w:rPr>
-          <w:b w:val="false"/>
-          <w:bCs w:val="false"/>
-          <w:i w:val="false"/>
-          <w:iCs w:val="false"/>
-          <w:color w:val="1E293B"/>
-          <w:sz w:val="20"/>
-          <w:szCs w:val="20"/>
-        </w:rPr>
-        <w:t xml:space="preserve">AI Agent 工程師／LLM 應用工程師／全端工程師／後端工程師</w:t>
+        <w:t xml:space="preserve">技術技能</w:t>
+      </w:r>
+    </w:p>
+    <w:p>
+      <w:pPr>
+        <w:spacing w:after="70" w:line="264"/>
+      </w:pPr>
+      <w:r>
+        <w:rPr>
+          <w:b/>
+          <w:bCs/>
+          <w:i w:val="false"/>
+          <w:iCs w:val="false"/>
+          <w:color w:val="0F766E"/>
+          <w:sz w:val="19"/>
+          <w:szCs w:val="19"/>
+        </w:rPr>
+        <w:t xml:space="preserve">AI 應用　</w:t>
+      </w:r>
+      <w:r>
+        <w:rPr>
+          <w:b w:val="false"/>
+          <w:bCs w:val="false"/>
+          <w:i w:val="false"/>
+          <w:iCs w:val="false"/>
+          <w:color w:val="1E293B"/>
+          <w:sz w:val="19"/>
+          <w:szCs w:val="19"/>
+        </w:rPr>
+        <w:t xml:space="preserve">LLM API 串接（Anthropic、OpenAI）、Prompt 設計與輸出檢查、自動化品質驗證、結構化資料抽取、日常使用 AI 開發工具（Claude Code、Cowork）</w:t>
+      </w:r>
+    </w:p>
+    <w:p>
+      <w:pPr>
+        <w:spacing w:after="70" w:line="264"/>
+      </w:pPr>
+      <w:r>
+        <w:rPr>
+          <w:b/>
+          <w:bCs/>
+          <w:i w:val="false"/>
+          <w:iCs w:val="false"/>
+          <w:color w:val="0F766E"/>
+          <w:sz w:val="19"/>
+          <w:szCs w:val="19"/>
+        </w:rPr>
+        <w:t xml:space="preserve">後端　</w:t>
+      </w:r>
+      <w:r>
+        <w:rPr>
+          <w:b w:val="false"/>
+          <w:bCs w:val="false"/>
+          <w:i w:val="false"/>
+          <w:iCs w:val="false"/>
+          <w:color w:val="1E293B"/>
+          <w:sz w:val="19"/>
+          <w:szCs w:val="19"/>
+        </w:rPr>
+        <w:t xml:space="preserve">Java、Spring Boot 3、Python、RESTful API 設計、JWT 驗證、MySQL 8（schema 設計、查詢優化）、資料庫設計、Git</w:t>
+      </w:r>
+    </w:p>
+    <w:p>
+      <w:pPr>
+        <w:spacing w:after="70" w:line="264"/>
+      </w:pPr>
+      <w:r>
+        <w:rPr>
+          <w:b/>
+          <w:bCs/>
+          <w:i w:val="false"/>
+          <w:iCs w:val="false"/>
+          <w:color w:val="0F766E"/>
+          <w:sz w:val="19"/>
+          <w:szCs w:val="19"/>
+        </w:rPr>
+        <w:t xml:space="preserve">前端　</w:t>
+      </w:r>
+      <w:r>
+        <w:rPr>
+          <w:b w:val="false"/>
+          <w:bCs w:val="false"/>
+          <w:i w:val="false"/>
+          <w:iCs w:val="false"/>
+          <w:color w:val="1E293B"/>
+          <w:sz w:val="19"/>
+          <w:szCs w:val="19"/>
+        </w:rPr>
+        <w:t xml:space="preserve">Vue 3（Composition API）、JavaScript、HTML／CSS、響應式版面</w:t>
+      </w:r>
+    </w:p>
+    <w:p>
+      <w:pPr>
+        <w:spacing w:after="70" w:line="264"/>
+      </w:pPr>
+      <w:r>
+        <w:rPr>
+          <w:b/>
+          <w:bCs/>
+          <w:i w:val="false"/>
+          <w:iCs w:val="false"/>
+          <w:color w:val="0F766E"/>
+          <w:sz w:val="19"/>
+          <w:szCs w:val="19"/>
+        </w:rPr>
+        <w:t xml:space="preserve">學習中　</w:t>
+      </w:r>
+      <w:r>
+        <w:rPr>
+          <w:b w:val="false"/>
+          <w:bCs w:val="false"/>
+          <w:i w:val="false"/>
+          <w:iCs w:val="false"/>
+          <w:color w:val="1E293B"/>
+          <w:sz w:val="19"/>
+          <w:szCs w:val="19"/>
+        </w:rPr>
+        <w:t xml:space="preserve">RAG 檢索架構、MCP、Docker 地端部署、向量資料庫</w:t>
       </w:r>
     </w:p>
     <w:p>
       <w:pPr>
         <w:pBdr>
-          <w:bottom w:val="single" w:color="0F766E" w:sz="8" w:space="2"/>
+          <w:bottom w:val="single" w:color="CBD5E1" w:sz="6" w:space="2"/>
         </w:pBdr>
-        <w:spacing w:after="60" w:before="280"/>
+        <w:spacing w:after="60" w:before="220"/>
       </w:pPr>
       <w:r>
         <w:rPr>
@@ -345,333 +425,65 @@
           <w:sz w:val="24"/>
           <w:szCs w:val="24"/>
         </w:rPr>
-        <w:t xml:space="preserve">核心優勢</w:t>
-      </w:r>
-    </w:p>
-    <w:p>
-      <w:pPr>
-        <w:spacing w:after="80" w:line="276"/>
-      </w:pPr>
-      <w:r>
-        <w:rPr>
-          <w:b/>
-          <w:bCs/>
-          <w:i w:val="false"/>
-          <w:iCs w:val="false"/>
-          <w:color w:val="0F766E"/>
-          <w:sz w:val="20"/>
-          <w:szCs w:val="20"/>
-        </w:rPr>
-        <w:t xml:space="preserve">AI 應用　</w:t>
-      </w:r>
-      <w:r>
-        <w:rPr>
-          <w:b w:val="false"/>
-          <w:bCs w:val="false"/>
-          <w:i w:val="false"/>
-          <w:iCs w:val="false"/>
-          <w:color w:val="1E293B"/>
-          <w:sz w:val="20"/>
-          <w:szCs w:val="20"/>
-        </w:rPr>
-        <w:t xml:space="preserve">LLM API 串接（Anthropic／OpenAI），用在教學內容自動化、文件結構化、網站生成與開發流程工具四類場景。</w:t>
-      </w:r>
-    </w:p>
-    <w:p>
-      <w:pPr>
-        <w:spacing w:after="80" w:line="276"/>
-      </w:pPr>
-      <w:r>
-        <w:rPr>
-          <w:b/>
-          <w:bCs/>
-          <w:i w:val="false"/>
-          <w:iCs w:val="false"/>
-          <w:color w:val="0F766E"/>
-          <w:sz w:val="20"/>
-          <w:szCs w:val="20"/>
-        </w:rPr>
-        <w:t xml:space="preserve">品質閘門　</w:t>
-      </w:r>
-      <w:r>
-        <w:rPr>
-          <w:b w:val="false"/>
-          <w:bCs w:val="false"/>
-          <w:i w:val="false"/>
-          <w:iCs w:val="false"/>
-          <w:color w:val="1E293B"/>
-          <w:sz w:val="20"/>
-          <w:szCs w:val="20"/>
-        </w:rPr>
-        <w:t xml:space="preserve">結構解析＋實際編譯執行＋10 萬次壓測的三層驗證流程，不合格就攔下來，修正後全數歸零。</w:t>
-      </w:r>
-    </w:p>
-    <w:p>
-      <w:pPr>
-        <w:spacing w:after="80" w:line="276"/>
-      </w:pPr>
-      <w:r>
-        <w:rPr>
-          <w:b/>
-          <w:bCs/>
-          <w:i w:val="false"/>
-          <w:iCs w:val="false"/>
-          <w:color w:val="0F766E"/>
-          <w:sz w:val="20"/>
-          <w:szCs w:val="20"/>
-        </w:rPr>
-        <w:t xml:space="preserve">全棧能力　</w:t>
-      </w:r>
-      <w:r>
-        <w:rPr>
-          <w:b w:val="false"/>
-          <w:bCs w:val="false"/>
-          <w:i w:val="false"/>
-          <w:iCs w:val="false"/>
-          <w:color w:val="1E293B"/>
-          <w:sz w:val="20"/>
-          <w:szCs w:val="20"/>
-        </w:rPr>
-        <w:t xml:space="preserve">Voyago 預訂平台一人完成，含 JWT 驗證、登入限流、快取、N+1 優化、單元測試接 CI。</w:t>
-      </w:r>
-    </w:p>
-    <w:p>
-      <w:pPr>
-        <w:spacing w:after="80" w:line="276"/>
-      </w:pPr>
-      <w:r>
-        <w:rPr>
-          <w:b/>
-          <w:bCs/>
-          <w:i w:val="false"/>
-          <w:iCs w:val="false"/>
-          <w:color w:val="0F766E"/>
-          <w:sz w:val="20"/>
-          <w:szCs w:val="20"/>
-        </w:rPr>
-        <w:t xml:space="preserve">溝通表達　</w:t>
-      </w:r>
-      <w:r>
-        <w:rPr>
-          <w:b w:val="false"/>
-          <w:bCs w:val="false"/>
-          <w:i w:val="false"/>
-          <w:iCs w:val="false"/>
-          <w:color w:val="1E293B"/>
-          <w:sz w:val="20"/>
-          <w:szCs w:val="20"/>
-        </w:rPr>
-        <w:t xml:space="preserve">曾任資訊科技老師，擅長把複雜技術講給非技術背景的人聽懂。</w:t>
-      </w:r>
-    </w:p>
-    <w:p>
-      <w:pPr>
-        <w:pBdr>
-          <w:bottom w:val="single" w:color="0F766E" w:sz="8" w:space="2"/>
-        </w:pBdr>
-        <w:spacing w:after="60" w:before="280"/>
-      </w:pPr>
-      <w:r>
-        <w:rPr>
-          <w:b/>
-          <w:bCs/>
+        <w:t xml:space="preserve">代表作品（可作為面試 Demo）</w:t>
+      </w:r>
+    </w:p>
+    <w:p>
+      <w:pPr>
+        <w:spacing w:after="40" w:before="60"/>
+      </w:pPr>
+      <w:r>
+        <w:rPr>
+          <w:b/>
+          <w:bCs/>
+          <w:i w:val="false"/>
+          <w:iCs w:val="false"/>
           <w:color w:val="0F172A"/>
-          <w:sz w:val="24"/>
-          <w:szCs w:val="24"/>
-        </w:rPr>
-        <w:t xml:space="preserve">技術技能</w:t>
-      </w:r>
-    </w:p>
-    <w:p>
-      <w:pPr>
-        <w:spacing w:after="80" w:line="276"/>
-      </w:pPr>
-      <w:r>
-        <w:rPr>
-          <w:b/>
-          <w:bCs/>
-          <w:i w:val="false"/>
-          <w:iCs w:val="false"/>
-          <w:color w:val="0F766E"/>
-          <w:sz w:val="20"/>
-          <w:szCs w:val="20"/>
-        </w:rPr>
-        <w:t xml:space="preserve">AI 應用　</w:t>
-      </w:r>
-      <w:r>
-        <w:rPr>
-          <w:b w:val="false"/>
-          <w:bCs w:val="false"/>
-          <w:i w:val="false"/>
-          <w:iCs w:val="false"/>
-          <w:color w:val="1E293B"/>
-          <w:sz w:val="20"/>
-          <w:szCs w:val="20"/>
-        </w:rPr>
-        <w:t xml:space="preserve">LLM API 串接（Anthropic / OpenAI）、Prompt 設計與輸出驗證、規則式品質閘門、結構化資料抽取、Agent 開發工具日常使用（Claude Code、Cowork）</w:t>
-      </w:r>
-    </w:p>
-    <w:p>
-      <w:pPr>
-        <w:spacing w:after="80" w:line="276"/>
-      </w:pPr>
-      <w:r>
-        <w:rPr>
-          <w:b/>
-          <w:bCs/>
-          <w:i w:val="false"/>
-          <w:iCs w:val="false"/>
-          <w:color w:val="0F766E"/>
-          <w:sz w:val="20"/>
-          <w:szCs w:val="20"/>
-        </w:rPr>
-        <w:t xml:space="preserve">後端　</w:t>
-      </w:r>
-      <w:r>
-        <w:rPr>
-          <w:b w:val="false"/>
-          <w:bCs w:val="false"/>
-          <w:i w:val="false"/>
-          <w:iCs w:val="false"/>
-          <w:color w:val="1E293B"/>
-          <w:sz w:val="20"/>
-          <w:szCs w:val="20"/>
-        </w:rPr>
-        <w:t xml:space="preserve">Java / Spring Boot 3、Python、RESTful API 設計、JWT 驗證、MySQL 8（schema 設計、查詢優化）、資料庫設計、Git</w:t>
-      </w:r>
-    </w:p>
-    <w:p>
-      <w:pPr>
-        <w:spacing w:after="80" w:line="276"/>
-      </w:pPr>
-      <w:r>
-        <w:rPr>
-          <w:b/>
-          <w:bCs/>
-          <w:i w:val="false"/>
-          <w:iCs w:val="false"/>
-          <w:color w:val="0F766E"/>
-          <w:sz w:val="20"/>
-          <w:szCs w:val="20"/>
-        </w:rPr>
-        <w:t xml:space="preserve">前端　</w:t>
-      </w:r>
-      <w:r>
-        <w:rPr>
-          <w:b w:val="false"/>
-          <w:bCs w:val="false"/>
-          <w:i w:val="false"/>
-          <w:iCs w:val="false"/>
-          <w:color w:val="1E293B"/>
-          <w:sz w:val="20"/>
-          <w:szCs w:val="20"/>
-        </w:rPr>
-        <w:t xml:space="preserve">Vue 3（Composition API）、JavaScript、HTML / CSS、響應式版面</w:t>
-      </w:r>
-    </w:p>
-    <w:p>
-      <w:pPr>
-        <w:spacing w:after="80" w:line="276"/>
-      </w:pPr>
-      <w:r>
-        <w:rPr>
-          <w:b/>
-          <w:bCs/>
-          <w:i w:val="false"/>
-          <w:iCs w:val="false"/>
-          <w:color w:val="0F766E"/>
-          <w:sz w:val="20"/>
-          <w:szCs w:val="20"/>
-        </w:rPr>
-        <w:t xml:space="preserve">學習中　</w:t>
-      </w:r>
-      <w:r>
-        <w:rPr>
-          <w:b w:val="false"/>
-          <w:bCs w:val="false"/>
-          <w:i w:val="false"/>
-          <w:iCs w:val="false"/>
-          <w:color w:val="1E293B"/>
-          <w:sz w:val="20"/>
-          <w:szCs w:val="20"/>
-        </w:rPr>
-        <w:t xml:space="preserve">RAG 檢索架構、MCP、Docker 地端部署、向量資料庫（尚未 ship，分開列）</w:t>
-      </w:r>
-    </w:p>
-    <w:p>
-      <w:pPr>
-        <w:pBdr>
-          <w:bottom w:val="single" w:color="0F766E" w:sz="8" w:space="2"/>
-        </w:pBdr>
-        <w:spacing w:after="60" w:before="280"/>
-      </w:pPr>
-      <w:r>
-        <w:rPr>
-          <w:b/>
-          <w:bCs/>
-          <w:color w:val="0F172A"/>
-          <w:sz w:val="24"/>
-          <w:szCs w:val="24"/>
-        </w:rPr>
-        <w:t xml:space="preserve">代表作品（可作為面試 Demo）</w:t>
-      </w:r>
-    </w:p>
-    <w:p>
-      <w:pPr>
-        <w:spacing w:after="40" w:before="60"/>
-      </w:pPr>
-      <w:r>
-        <w:rPr>
-          <w:b/>
-          <w:bCs/>
-          <w:i w:val="false"/>
-          <w:iCs w:val="false"/>
-          <w:color w:val="0F172A"/>
-          <w:sz w:val="20"/>
-          <w:szCs w:val="20"/>
+          <w:sz w:val="19"/>
+          <w:szCs w:val="19"/>
         </w:rPr>
         <w:t xml:space="preserve">Voyago 歐洲自助遊預訂平台</w:t>
       </w:r>
       <w:r>
         <w:rPr>
-          <w:b/>
-          <w:bCs/>
-          <w:i w:val="false"/>
-          <w:iCs w:val="false"/>
-          <w:color w:val="0F766E"/>
-          <w:sz w:val="20"/>
-          <w:szCs w:val="20"/>
+          <w:b w:val="false"/>
+          <w:bCs w:val="false"/>
+          <w:i w:val="false"/>
+          <w:iCs w:val="false"/>
+          <w:color w:val="475569"/>
+          <w:sz w:val="19"/>
+          <w:szCs w:val="19"/>
         </w:rPr>
         <w:t xml:space="preserve">　全端 · 前端已上線</w:t>
       </w:r>
     </w:p>
     <w:p>
       <w:pPr>
-        <w:spacing w:after="40" w:line="276"/>
-      </w:pPr>
-      <w:r>
-        <w:rPr>
-          <w:b w:val="false"/>
-          <w:bCs w:val="false"/>
-          <w:i w:val="false"/>
-          <w:iCs w:val="false"/>
-          <w:color w:val="1E293B"/>
-          <w:sz w:val="20"/>
-          <w:szCs w:val="20"/>
-        </w:rPr>
-        <w:t xml:space="preserve">資料庫、後端 API、前端畫面一人完成。JWT＋BCrypt、Google 登入驗證、登入限流、Caffeine 快取、N+1 優化、後端權限控管、單元測試接 CI。展示站為純前端示範模式，完整三層可本機一鍵啟動，面試時可當場跑。</w:t>
-      </w:r>
-    </w:p>
-    <w:p>
-      <w:pPr>
-        <w:spacing w:after="140" w:line="276"/>
-      </w:pPr>
-      <w:hyperlink w:history="1" r:id="rIdwckzfjsgjdr4jhfh9hprk">
+        <w:spacing w:after="40" w:line="264"/>
+      </w:pPr>
+      <w:r>
+        <w:rPr>
+          <w:b w:val="false"/>
+          <w:bCs w:val="false"/>
+          <w:i w:val="false"/>
+          <w:iCs w:val="false"/>
+          <w:color w:val="1E293B"/>
+          <w:sz w:val="19"/>
+          <w:szCs w:val="19"/>
+        </w:rPr>
+        <w:t xml:space="preserve">資料庫、後端 API、前端畫面一人完成。做了 JWT＋BCrypt、Google 登入驗證、登入限流、Caffeine 快取、N+1 查詢優化、後端權限控管、單元測試接 CI。展示站為純前端示範模式，完整三層可本機一鍵啟動，面試時可當場跑。</w:t>
+      </w:r>
+    </w:p>
+    <w:p>
+      <w:pPr>
+        <w:spacing w:after="140" w:line="264"/>
+      </w:pPr>
+      <w:hyperlink w:history="1" r:id="rIdfdehjrex3xauvprcw-wvh">
         <w:r>
           <w:rPr>
             <w:color w:val="0F766E"/>
-            <w:sz w:val="20"/>
-            <w:szCs w:val="20"/>
+            <w:sz w:val="19"/>
+            <w:szCs w:val="19"/>
             <w:u w:val="single"/>
           </w:rPr>
           <w:t xml:space="preserve">Live Demo</w:t>
@@ -684,17 +496,17 @@
           <w:i w:val="false"/>
           <w:iCs w:val="false"/>
           <w:color w:val="1E293B"/>
-          <w:sz w:val="20"/>
-          <w:szCs w:val="20"/>
+          <w:sz w:val="19"/>
+          <w:szCs w:val="19"/>
         </w:rPr>
         <w:t xml:space="preserve">　/　</w:t>
       </w:r>
-      <w:hyperlink w:history="1" r:id="rIdppbr1hcpiwdm8jpbnrnje">
+      <w:hyperlink w:history="1" r:id="rIdoiq3iphfppomfhz9mmmem">
         <w:r>
           <w:rPr>
             <w:color w:val="0F766E"/>
-            <w:sz w:val="20"/>
-            <w:szCs w:val="20"/>
+            <w:sz w:val="19"/>
+            <w:szCs w:val="19"/>
             <w:u w:val="single"/>
           </w:rPr>
           <w:t xml:space="preserve">GitHub 原始碼</w:t>
@@ -712,51 +524,51 @@
           <w:i w:val="false"/>
           <w:iCs w:val="false"/>
           <w:color w:val="0F172A"/>
-          <w:sz w:val="20"/>
-          <w:szCs w:val="20"/>
-        </w:rPr>
-        <w:t xml:space="preserve">互動式程式教學平台 ＋ AI 產出品質閘門</w:t>
-      </w:r>
-      <w:r>
-        <w:rPr>
-          <w:b/>
-          <w:bCs/>
-          <w:i w:val="false"/>
-          <w:iCs w:val="false"/>
-          <w:color w:val="0F766E"/>
-          <w:sz w:val="20"/>
-          <w:szCs w:val="20"/>
+          <w:sz w:val="19"/>
+          <w:szCs w:val="19"/>
+        </w:rPr>
+        <w:t xml:space="preserve">互動式程式教學平台 ＋ AI 品質驗證</w:t>
+      </w:r>
+      <w:r>
+        <w:rPr>
+          <w:b w:val="false"/>
+          <w:bCs w:val="false"/>
+          <w:i w:val="false"/>
+          <w:iCs w:val="false"/>
+          <w:color w:val="475569"/>
+          <w:sz w:val="19"/>
+          <w:szCs w:val="19"/>
         </w:rPr>
         <w:t xml:space="preserve">　AI 應用 · 已交付使用</w:t>
       </w:r>
     </w:p>
     <w:p>
       <w:pPr>
-        <w:spacing w:after="40" w:line="276"/>
-      </w:pPr>
-      <w:r>
-        <w:rPr>
-          <w:b w:val="false"/>
-          <w:bCs w:val="false"/>
-          <w:i w:val="false"/>
-          <w:iCs w:val="false"/>
-          <w:color w:val="1E293B"/>
-          <w:sz w:val="20"/>
-          <w:szCs w:val="20"/>
-        </w:rPr>
-        <w:t xml:space="preserve">自製 264 題互動教材，內容由 AI 協助產出。建立結構解析＋實際編譯執行＋10 萬次壓測的驗證流程，揪出 445 處靜默錯誤、12.63% 的出題器異常率，修正後全部歸零。</w:t>
-      </w:r>
-    </w:p>
-    <w:p>
-      <w:pPr>
-        <w:spacing w:after="140" w:line="276"/>
-      </w:pPr>
-      <w:hyperlink w:history="1" r:id="rIdxzkdgtrr_76d4atybiysm">
+        <w:spacing w:after="40" w:line="264"/>
+      </w:pPr>
+      <w:r>
+        <w:rPr>
+          <w:b w:val="false"/>
+          <w:bCs w:val="false"/>
+          <w:i w:val="false"/>
+          <w:iCs w:val="false"/>
+          <w:color w:val="1E293B"/>
+          <w:sz w:val="19"/>
+          <w:szCs w:val="19"/>
+        </w:rPr>
+        <w:t xml:space="preserve">自製 264 題互動教材，內容由 AI 協助產出。寫了驗證腳本：剖析程式碼結構、實際編譯跑一遍、再跑 10 萬次壓力測試，抓出 445 處靜默錯誤、12.63% 的出題器異常率，修正後全部歸零。</w:t>
+      </w:r>
+    </w:p>
+    <w:p>
+      <w:pPr>
+        <w:spacing w:after="140" w:line="264"/>
+      </w:pPr>
+      <w:hyperlink w:history="1" r:id="rIdk4a3rqfvfymiyfmfcg1j7">
         <w:r>
           <w:rPr>
             <w:color w:val="0F766E"/>
-            <w:sz w:val="20"/>
-            <w:szCs w:val="20"/>
+            <w:sz w:val="19"/>
+            <w:szCs w:val="19"/>
             <w:u w:val="single"/>
           </w:rPr>
           <w:t xml:space="preserve">Live Demo</w:t>
@@ -774,47 +586,47 @@
           <w:i w:val="false"/>
           <w:iCs w:val="false"/>
           <w:color w:val="0F172A"/>
-          <w:sz w:val="20"/>
-          <w:szCs w:val="20"/>
+          <w:sz w:val="19"/>
+          <w:szCs w:val="19"/>
         </w:rPr>
         <w:t xml:space="preserve">IoT 溫度監控智能門禁系統</w:t>
       </w:r>
       <w:r>
         <w:rPr>
-          <w:b/>
-          <w:bCs/>
-          <w:i w:val="false"/>
-          <w:iCs w:val="false"/>
-          <w:color w:val="0F766E"/>
-          <w:sz w:val="20"/>
-          <w:szCs w:val="20"/>
+          <w:b w:val="false"/>
+          <w:bCs w:val="false"/>
+          <w:i w:val="false"/>
+          <w:iCs w:val="false"/>
+          <w:color w:val="475569"/>
+          <w:sz w:val="19"/>
+          <w:szCs w:val="19"/>
         </w:rPr>
         <w:t xml:space="preserve">　軟硬整合 · 2022 高雄發明展金牌</w:t>
       </w:r>
     </w:p>
     <w:p>
       <w:pPr>
-        <w:spacing w:after="140" w:line="276"/>
-      </w:pPr>
-      <w:r>
-        <w:rPr>
-          <w:b w:val="false"/>
-          <w:bCs w:val="false"/>
-          <w:i w:val="false"/>
-          <w:iCs w:val="false"/>
-          <w:color w:val="1E293B"/>
-          <w:sz w:val="20"/>
-          <w:szCs w:val="20"/>
-        </w:rPr>
-        <w:t xml:space="preserve">感測器即時監測溫度，異常時無線推播警報並上雲端，支援遠端監控。完整走過軟硬整合到雲端回傳的鏈路。</w:t>
+        <w:spacing w:after="140" w:line="264"/>
+      </w:pPr>
+      <w:r>
+        <w:rPr>
+          <w:b w:val="false"/>
+          <w:bCs w:val="false"/>
+          <w:i w:val="false"/>
+          <w:iCs w:val="false"/>
+          <w:color w:val="1E293B"/>
+          <w:sz w:val="19"/>
+          <w:szCs w:val="19"/>
+        </w:rPr>
+        <w:t xml:space="preserve">感測器即時監測溫度，異常時無線推播警報並上雲端，支援遠端監控。軟硬整合到雲端回傳整條路都做過，並累積專利申請經驗。</w:t>
       </w:r>
     </w:p>
     <w:p>
       <w:pPr>
         <w:pBdr>
-          <w:bottom w:val="single" w:color="0F766E" w:sz="8" w:space="2"/>
+          <w:bottom w:val="single" w:color="CBD5E1" w:sz="6" w:space="2"/>
         </w:pBdr>
-        <w:spacing w:after="60" w:before="280"/>
+        <w:spacing w:after="60" w:before="220"/>
       </w:pPr>
       <w:r>
         <w:rPr>
@@ -838,81 +650,96 @@
           <w:i w:val="false"/>
           <w:iCs w:val="false"/>
           <w:color w:val="0F172A"/>
-          <w:sz w:val="20"/>
-          <w:szCs w:val="20"/>
+          <w:sz w:val="19"/>
+          <w:szCs w:val="19"/>
         </w:rPr>
         <w:t xml:space="preserve">資訊科技老師</w:t>
       </w:r>
       <w:r>
         <w:rPr>
-          <w:b/>
-          <w:bCs/>
-          <w:i w:val="false"/>
-          <w:iCs w:val="false"/>
-          <w:color w:val="0F766E"/>
-          <w:sz w:val="20"/>
-          <w:szCs w:val="20"/>
+          <w:b w:val="false"/>
+          <w:bCs w:val="false"/>
+          <w:i w:val="false"/>
+          <w:iCs w:val="false"/>
+          <w:color w:val="475569"/>
+          <w:sz w:val="19"/>
+          <w:szCs w:val="19"/>
         </w:rPr>
         <w:t xml:space="preserve">　資訊教育機構 · 2026/03–2026/09</w:t>
       </w:r>
     </w:p>
     <w:p>
       <w:pPr>
-        <w:spacing w:after="40" w:line="276"/>
-      </w:pPr>
-      <w:r>
-        <w:rPr>
-          <w:b w:val="false"/>
-          <w:bCs w:val="false"/>
-          <w:i w:val="false"/>
-          <w:iCs w:val="false"/>
-          <w:color w:val="1E293B"/>
-          <w:sz w:val="20"/>
-          <w:szCs w:val="20"/>
-        </w:rPr>
-        <w:t xml:space="preserve">• 教授資訊科技／程式設計課程，負責課程規劃、教材設計與課堂授課。</w:t>
-      </w:r>
-    </w:p>
-    <w:p>
-      <w:pPr>
-        <w:spacing w:after="40" w:line="276"/>
-      </w:pPr>
-      <w:r>
-        <w:rPr>
-          <w:b w:val="false"/>
-          <w:bCs w:val="false"/>
-          <w:i w:val="false"/>
-          <w:iCs w:val="false"/>
-          <w:color w:val="1E293B"/>
-          <w:sz w:val="20"/>
-          <w:szCs w:val="20"/>
-        </w:rPr>
-        <w:t xml:space="preserve">• 自製一整套互動式程式教學平台（264 題）供課堂使用，並建立 AI 產出教材的品質驗證流程（詳見上方代表作品）。</w:t>
-      </w:r>
-    </w:p>
-    <w:p>
-      <w:pPr>
-        <w:spacing w:after="140" w:line="276"/>
-      </w:pPr>
-      <w:r>
-        <w:rPr>
-          <w:b w:val="false"/>
-          <w:bCs w:val="false"/>
-          <w:i w:val="false"/>
-          <w:iCs w:val="false"/>
-          <w:color w:val="1E293B"/>
-          <w:sz w:val="20"/>
-          <w:szCs w:val="20"/>
-        </w:rPr>
-        <w:t xml:space="preserve">• 將複雜技術概念拆解為學生聽得懂的說法，並以實作確認學習成效。</w:t>
+        <w:pStyle w:val="ListParagraph"/>
+        <w:numPr>
+          <w:ilvl w:val="0"/>
+          <w:numId w:val="2"/>
+        </w:numPr>
+        <w:spacing w:after="50" w:line="264"/>
+      </w:pPr>
+      <w:r>
+        <w:rPr>
+          <w:b w:val="false"/>
+          <w:bCs w:val="false"/>
+          <w:i w:val="false"/>
+          <w:iCs w:val="false"/>
+          <w:color w:val="1E293B"/>
+          <w:sz w:val="19"/>
+          <w:szCs w:val="19"/>
+        </w:rPr>
+        <w:t xml:space="preserve">教資訊科技／程式設計課程，自己規劃課程、做教材、上課。</w:t>
+      </w:r>
+    </w:p>
+    <w:p>
+      <w:pPr>
+        <w:pStyle w:val="ListParagraph"/>
+        <w:numPr>
+          <w:ilvl w:val="0"/>
+          <w:numId w:val="2"/>
+        </w:numPr>
+        <w:spacing w:after="50" w:line="264"/>
+      </w:pPr>
+      <w:r>
+        <w:rPr>
+          <w:b w:val="false"/>
+          <w:bCs w:val="false"/>
+          <w:i w:val="false"/>
+          <w:iCs w:val="false"/>
+          <w:color w:val="1E293B"/>
+          <w:sz w:val="19"/>
+          <w:szCs w:val="19"/>
+        </w:rPr>
+        <w:t xml:space="preserve">自製一整套互動式程式教學平台（264 題）供課堂使用，並建立 AI 產出教材的品質驗證流程（詳見上方代表作品）。</w:t>
+      </w:r>
+    </w:p>
+    <w:p>
+      <w:pPr>
+        <w:pStyle w:val="ListParagraph"/>
+        <w:numPr>
+          <w:ilvl w:val="0"/>
+          <w:numId w:val="2"/>
+        </w:numPr>
+        <w:spacing w:after="50" w:line="264"/>
+      </w:pPr>
+      <w:r>
+        <w:rPr>
+          <w:b w:val="false"/>
+          <w:bCs w:val="false"/>
+          <w:i w:val="false"/>
+          <w:iCs w:val="false"/>
+          <w:color w:val="1E293B"/>
+          <w:sz w:val="19"/>
+          <w:szCs w:val="19"/>
+        </w:rPr>
+        <w:t xml:space="preserve">把複雜技術概念拆解成學生聽得懂的說法，用實作確認學生真的學會。</w:t>
       </w:r>
     </w:p>
     <w:p>
       <w:pPr>
         <w:pBdr>
-          <w:bottom w:val="single" w:color="0F766E" w:sz="8" w:space="2"/>
+          <w:bottom w:val="single" w:color="CBD5E1" w:sz="6" w:space="2"/>
         </w:pBdr>
-        <w:spacing w:after="60" w:before="280"/>
+        <w:spacing w:after="60" w:before="220"/>
       </w:pPr>
       <w:r>
         <w:rPr>
@@ -927,7 +754,7 @@
     </w:p>
     <w:p>
       <w:pPr>
-        <w:spacing w:after="80" w:line="276"/>
+        <w:spacing w:after="70" w:line="264"/>
       </w:pPr>
       <w:r>
         <w:rPr>
@@ -936,8 +763,8 @@
           <w:i w:val="false"/>
           <w:iCs w:val="false"/>
           <w:color w:val="0F766E"/>
-          <w:sz w:val="20"/>
-          <w:szCs w:val="20"/>
+          <w:sz w:val="19"/>
+          <w:szCs w:val="19"/>
         </w:rPr>
         <w:t xml:space="preserve">求職狀態　</w:t>
       </w:r>
@@ -948,15 +775,15 @@
           <w:i w:val="false"/>
           <w:iCs w:val="false"/>
           <w:color w:val="1E293B"/>
-          <w:sz w:val="20"/>
-          <w:szCs w:val="20"/>
+          <w:sz w:val="19"/>
+          <w:szCs w:val="19"/>
         </w:rPr>
         <w:t xml:space="preserve">已離職，可立即上班。</w:t>
       </w:r>
     </w:p>
     <w:p>
       <w:pPr>
-        <w:spacing w:after="80" w:line="276"/>
+        <w:spacing w:after="70" w:line="264"/>
       </w:pPr>
       <w:r>
         <w:rPr>
@@ -965,8 +792,8 @@
           <w:i w:val="false"/>
           <w:iCs w:val="false"/>
           <w:color w:val="0F766E"/>
-          <w:sz w:val="20"/>
-          <w:szCs w:val="20"/>
+          <w:sz w:val="19"/>
+          <w:szCs w:val="19"/>
         </w:rPr>
         <w:t xml:space="preserve">學歷　</w:t>
       </w:r>
@@ -977,15 +804,15 @@
           <w:i w:val="false"/>
           <w:iCs w:val="false"/>
           <w:color w:val="1E293B"/>
-          <w:sz w:val="20"/>
-          <w:szCs w:val="20"/>
+          <w:sz w:val="19"/>
+          <w:szCs w:val="19"/>
         </w:rPr>
         <w:t xml:space="preserve">亞東科技大學 電子工程系（2019/09–2024/01）</w:t>
       </w:r>
     </w:p>
     <w:p>
       <w:pPr>
-        <w:spacing w:after="80" w:line="276"/>
+        <w:spacing w:after="70" w:line="264"/>
       </w:pPr>
       <w:r>
         <w:rPr>
@@ -994,8 +821,8 @@
           <w:i w:val="false"/>
           <w:iCs w:val="false"/>
           <w:color w:val="0F766E"/>
-          <w:sz w:val="20"/>
-          <w:szCs w:val="20"/>
+          <w:sz w:val="19"/>
+          <w:szCs w:val="19"/>
         </w:rPr>
         <w:t xml:space="preserve">進修　</w:t>
       </w:r>
@@ -1006,15 +833,15 @@
           <w:i w:val="false"/>
           <w:iCs w:val="false"/>
           <w:color w:val="1E293B"/>
-          <w:sz w:val="20"/>
-          <w:szCs w:val="20"/>
+          <w:sz w:val="19"/>
+          <w:szCs w:val="19"/>
         </w:rPr>
         <w:t xml:space="preserve">台大資訊系統訓練班（Java／Python／SQL／網頁設計）；TibaMe Java JDBC 與雲端服務開發課程。</w:t>
       </w:r>
     </w:p>
     <w:p>
       <w:pPr>
-        <w:spacing w:after="80" w:line="276"/>
+        <w:spacing w:after="70" w:line="264"/>
       </w:pPr>
       <w:r>
         <w:rPr>
@@ -1023,8 +850,8 @@
           <w:i w:val="false"/>
           <w:iCs w:val="false"/>
           <w:color w:val="0F766E"/>
-          <w:sz w:val="20"/>
-          <w:szCs w:val="20"/>
+          <w:sz w:val="19"/>
+          <w:szCs w:val="19"/>
         </w:rPr>
         <w:t xml:space="preserve">獲獎 / 專利　</w:t>
       </w:r>
@@ -1035,15 +862,15 @@
           <w:i w:val="false"/>
           <w:iCs w:val="false"/>
           <w:color w:val="1E293B"/>
-          <w:sz w:val="20"/>
-          <w:szCs w:val="20"/>
+          <w:sz w:val="19"/>
+          <w:szCs w:val="19"/>
         </w:rPr>
         <w:t xml:space="preserve">2022 高雄發明展金牌（IoT 智能門禁專題），並累積專利申請經驗。</w:t>
       </w:r>
     </w:p>
     <w:sectPr>
       <w:pgSz w:w="11906" w:h="16838" w:orient="portrait"/>
-      <w:pgMar w:top="900" w:right="1000" w:bottom="900" w:left="1000" w:header="708" w:footer="708" w:gutter="0"/>
+      <w:pgMar w:top="850" w:right="950" w:bottom="850" w:left="950" w:header="708" w:footer="708" w:gutter="0"/>
       <w:pgNumType/>
       <w:docGrid w:linePitch="360"/>
     </w:sectPr>
@@ -1229,6 +1056,12 @@
   </w:abstractNum>
   <w:num w:numId="1">
     <w:abstractNumId w:val="1"/>
+    <w:lvlOverride w:ilvl="0">
+      <w:startOverride w:val="1"/>
+    </w:lvlOverride>
+  </w:num>
+  <w:num w:numId="2">
+    <w:abstractNumId w:val="2"/>
     <w:lvlOverride w:ilvl="0">
       <w:startOverride w:val="1"/>
     </w:lvlOverride>
